--- a/docs/resume/amit-dixit.docx
+++ b/docs/resume/amit-dixit.docx
@@ -5,6 +5,9 @@
     <w:p>
       <w:pPr>
         <w:spacing w:after="36"/>
+        <w:rPr>
+          <w:rFonts w:ascii="Calibri" w:hAnsi="Calibri" w:cs="Calibri"/>
+        </w:rPr>
       </w:pPr>
       <w:r>
         <w:rPr>
@@ -21,6 +24,9 @@
     <w:p>
       <w:pPr>
         <w:spacing w:after="60"/>
+        <w:rPr>
+          <w:rFonts w:ascii="Calibri" w:hAnsi="Calibri" w:cs="Calibri"/>
+        </w:rPr>
       </w:pPr>
       <w:r>
         <w:rPr>
@@ -29,8 +35,9 @@
           <w:sz w:val="23"/>
           <w:szCs w:val="23"/>
         </w:rPr>
-        <w:t>Growth &amp;</w:t>
-      </w:r>
+        <w:t xml:space="preserve">Growth &amp; </w:t>
+      </w:r>
+      <w:proofErr w:type="gramStart"/>
       <w:r>
         <w:rPr>
           <w:rFonts w:ascii="Calibri" w:eastAsia="Calibri" w:hAnsi="Calibri" w:cs="Calibri"/>
@@ -38,18 +45,122 @@
           <w:sz w:val="23"/>
           <w:szCs w:val="23"/>
         </w:rPr>
-        <w:t xml:space="preserve"> Presales  ·  Cloud &amp; Data Modernisation  ·  GenAI / Agentic AI</w:t>
+        <w:t>Presales  ·</w:t>
+      </w:r>
+      <w:proofErr w:type="gramEnd"/>
+      <w:r>
+        <w:rPr>
+          <w:rFonts w:ascii="Calibri" w:eastAsia="Calibri" w:hAnsi="Calibri" w:cs="Calibri"/>
+          <w:color w:val="1A6B72"/>
+          <w:sz w:val="23"/>
+          <w:szCs w:val="23"/>
+        </w:rPr>
+        <w:t xml:space="preserve">  Cloud &amp; Data </w:t>
+      </w:r>
+      <w:proofErr w:type="gramStart"/>
+      <w:r>
+        <w:rPr>
+          <w:rFonts w:ascii="Calibri" w:eastAsia="Calibri" w:hAnsi="Calibri" w:cs="Calibri"/>
+          <w:color w:val="1A6B72"/>
+          <w:sz w:val="23"/>
+          <w:szCs w:val="23"/>
+        </w:rPr>
+        <w:t>Modernisation  ·</w:t>
+      </w:r>
+      <w:proofErr w:type="gramEnd"/>
+      <w:r>
+        <w:rPr>
+          <w:rFonts w:ascii="Calibri" w:eastAsia="Calibri" w:hAnsi="Calibri" w:cs="Calibri"/>
+          <w:color w:val="1A6B72"/>
+          <w:sz w:val="23"/>
+          <w:szCs w:val="23"/>
+        </w:rPr>
+        <w:t xml:space="preserve">  GenAI / Agentic AI</w:t>
       </w:r>
     </w:p>
     <w:p>
-      <w:r>
-        <w:rPr>
-          <w:rFonts w:ascii="Calibri" w:eastAsia="Calibri" w:hAnsi="Calibri" w:cs="Calibri"/>
+      <w:pPr>
+        <w:rPr>
+          <w:rFonts w:ascii="Calibri" w:hAnsi="Calibri" w:cs="Calibri"/>
+        </w:rPr>
+      </w:pPr>
+      <w:r>
+        <w:rPr>
+          <w:rFonts w:ascii="Apple Color Emoji" w:eastAsia="Calibri" w:hAnsi="Apple Color Emoji" w:cs="Apple Color Emoji"/>
           <w:color w:val="555555"/>
           <w:sz w:val="18"/>
           <w:szCs w:val="18"/>
         </w:rPr>
-        <w:t xml:space="preserve">📍 Reading, UK  |  +44 772-115-9703  |  inbravo@outlook.com  |  </w:t>
+        <w:t>📍</w:t>
+      </w:r>
+      <w:r>
+        <w:rPr>
+          <w:rFonts w:ascii="Calibri" w:eastAsia="Calibri" w:hAnsi="Calibri" w:cs="Calibri"/>
+          <w:color w:val="555555"/>
+          <w:sz w:val="18"/>
+          <w:szCs w:val="18"/>
+        </w:rPr>
+        <w:t xml:space="preserve"> Reading, </w:t>
+      </w:r>
+      <w:proofErr w:type="gramStart"/>
+      <w:r>
+        <w:rPr>
+          <w:rFonts w:ascii="Calibri" w:eastAsia="Calibri" w:hAnsi="Calibri" w:cs="Calibri"/>
+          <w:color w:val="555555"/>
+          <w:sz w:val="18"/>
+          <w:szCs w:val="18"/>
+        </w:rPr>
+        <w:t>UK  |</w:t>
+      </w:r>
+      <w:proofErr w:type="gramEnd"/>
+      <w:r>
+        <w:rPr>
+          <w:rFonts w:ascii="Calibri" w:eastAsia="Calibri" w:hAnsi="Calibri" w:cs="Calibri"/>
+          <w:color w:val="555555"/>
+          <w:sz w:val="18"/>
+          <w:szCs w:val="18"/>
+        </w:rPr>
+        <w:t xml:space="preserve">  +44 772-115-</w:t>
+      </w:r>
+      <w:proofErr w:type="gramStart"/>
+      <w:r>
+        <w:rPr>
+          <w:rFonts w:ascii="Calibri" w:eastAsia="Calibri" w:hAnsi="Calibri" w:cs="Calibri"/>
+          <w:color w:val="555555"/>
+          <w:sz w:val="18"/>
+          <w:szCs w:val="18"/>
+        </w:rPr>
+        <w:t>9703  |</w:t>
+      </w:r>
+      <w:proofErr w:type="gramEnd"/>
+      <w:r>
+        <w:rPr>
+          <w:rFonts w:ascii="Calibri" w:eastAsia="Calibri" w:hAnsi="Calibri" w:cs="Calibri"/>
+          <w:color w:val="555555"/>
+          <w:sz w:val="18"/>
+          <w:szCs w:val="18"/>
+        </w:rPr>
+        <w:t xml:space="preserve">  </w:t>
+      </w:r>
+      <w:proofErr w:type="gramStart"/>
+      <w:r>
+        <w:rPr>
+          <w:rFonts w:ascii="Calibri" w:eastAsia="Calibri" w:hAnsi="Calibri" w:cs="Calibri"/>
+          <w:color w:val="555555"/>
+          <w:sz w:val="18"/>
+          <w:szCs w:val="18"/>
+        </w:rPr>
+        <w:t>inbravo@outlook.com  |</w:t>
+      </w:r>
+      <w:proofErr w:type="gramEnd"/>
+      <w:r>
+        <w:rPr>
+          <w:rFonts w:ascii="Calibri" w:eastAsia="Calibri" w:hAnsi="Calibri" w:cs="Calibri"/>
+          <w:color w:val="555555"/>
+          <w:sz w:val="18"/>
+          <w:szCs w:val="18"/>
+        </w:rPr>
+        <w:t xml:space="preserve">  </w:t>
       </w:r>
       <w:hyperlink r:id="rId5" w:history="1">
         <w:r>
@@ -60,8 +171,20 @@
             <w:szCs w:val="18"/>
             <w:u w:val="single"/>
           </w:rPr>
-          <w:t>linkedin.com/in/inbravo</w:t>
+          <w:t>linkedin.com/in/</w:t>
         </w:r>
+        <w:proofErr w:type="spellStart"/>
+        <w:r>
+          <w:rPr>
+            <w:rFonts w:ascii="Calibri" w:eastAsia="Calibri" w:hAnsi="Calibri" w:cs="Calibri"/>
+            <w:color w:val="1A6B72"/>
+            <w:sz w:val="18"/>
+            <w:szCs w:val="18"/>
+            <w:u w:val="single"/>
+          </w:rPr>
+          <w:t>inbravo</w:t>
+        </w:r>
+        <w:proofErr w:type="spellEnd"/>
       </w:hyperlink>
       <w:r>
         <w:rPr>
@@ -81,13 +204,28 @@
             <w:szCs w:val="18"/>
             <w:u w:val="single"/>
           </w:rPr>
-          <w:t>github.com/inbravo</w:t>
+          <w:t>github.com/</w:t>
         </w:r>
+        <w:proofErr w:type="spellStart"/>
+        <w:r>
+          <w:rPr>
+            <w:rFonts w:ascii="Calibri" w:eastAsia="Calibri" w:hAnsi="Calibri" w:cs="Calibri"/>
+            <w:color w:val="1A6B72"/>
+            <w:sz w:val="18"/>
+            <w:szCs w:val="18"/>
+            <w:u w:val="single"/>
+          </w:rPr>
+          <w:t>inbravo</w:t>
+        </w:r>
+        <w:proofErr w:type="spellEnd"/>
       </w:hyperlink>
     </w:p>
     <w:p>
       <w:pPr>
         <w:spacing w:after="16"/>
+        <w:rPr>
+          <w:rFonts w:ascii="Calibri" w:hAnsi="Calibri" w:cs="Calibri"/>
+        </w:rPr>
       </w:pPr>
     </w:p>
     <w:p>
@@ -95,11 +233,17 @@
         <w:pBdr>
           <w:bottom w:val="single" w:sz="12" w:space="1" w:color="1A6B72"/>
         </w:pBdr>
+        <w:rPr>
+          <w:rFonts w:ascii="Calibri" w:hAnsi="Calibri" w:cs="Calibri"/>
+        </w:rPr>
       </w:pPr>
     </w:p>
     <w:p>
       <w:pPr>
         <w:spacing w:after="40"/>
+        <w:rPr>
+          <w:rFonts w:ascii="Calibri" w:hAnsi="Calibri" w:cs="Calibri"/>
+        </w:rPr>
       </w:pPr>
     </w:p>
     <w:p>
@@ -108,6 +252,9 @@
           <w:bottom w:val="single" w:sz="8" w:space="4" w:color="1A6B72"/>
         </w:pBdr>
         <w:spacing w:before="240" w:after="80"/>
+        <w:rPr>
+          <w:rFonts w:ascii="Calibri" w:hAnsi="Calibri" w:cs="Calibri"/>
+        </w:rPr>
       </w:pPr>
       <w:r>
         <w:rPr>
@@ -126,6 +273,9 @@
       <w:pPr>
         <w:spacing w:before="80" w:after="100"/>
         <w:jc w:val="both"/>
+        <w:rPr>
+          <w:rFonts w:ascii="Calibri" w:hAnsi="Calibri" w:cs="Calibri"/>
+        </w:rPr>
       </w:pPr>
       <w:r>
         <w:rPr>
@@ -134,25 +284,7 @@
           <w:sz w:val="19"/>
           <w:szCs w:val="19"/>
         </w:rPr>
-        <w:t>Results-driven Presales leader with 20+ years across enterprise architecture, cloud transformation, and data engineering. Specialist in legacy estate exits — SAS, Teradata/Netezza EDW, DataStage/Informatica ETL, Mainframe/COBOL — and GenAI/Agentic AI for regulated enterprises. Founding member of Impetus' Context Engineering initiative, focused on semantic-first AI adoption in Tier-1 banks. Trusted advisor to C-suite at Barclays, HSBC, Swisscom, and Danske Bank. Active open-source contributor</w:t>
-      </w:r>
-      <w:r>
-        <w:rPr>
-          <w:rFonts w:ascii="Calibri" w:eastAsia="Calibri" w:hAnsi="Calibri" w:cs="Calibri"/>
-          <w:color w:val="555555"/>
-          <w:sz w:val="19"/>
-          <w:szCs w:val="19"/>
-        </w:rPr>
-        <w:t xml:space="preserve"> </w:t>
-      </w:r>
-      <w:r>
-        <w:rPr>
-          <w:rFonts w:ascii="Calibri" w:eastAsia="Calibri" w:hAnsi="Calibri" w:cs="Calibri"/>
-          <w:color w:val="555555"/>
-          <w:sz w:val="19"/>
-          <w:szCs w:val="19"/>
-        </w:rPr>
-        <w:t>on GitHub.</w:t>
+        <w:t xml:space="preserve">Results-driven Presales leader with 20+ years across enterprise architecture, cloud transformation, and data engineering. Specialist in legacy estate exits — SAS, Teradata/Netezza EDW, DataStage/Informatica ETL, Mainframe/COBOL — and GenAI/Agentic AI for regulated enterprises. Founding member of Impetus' Context Engineering initiative, focused on semantic-first AI adoption in Tier-1 banks. </w:t>
       </w:r>
     </w:p>
     <w:p>
@@ -161,6 +293,9 @@
           <w:bottom w:val="single" w:sz="8" w:space="4" w:color="1A6B72"/>
         </w:pBdr>
         <w:spacing w:before="240" w:after="80"/>
+        <w:rPr>
+          <w:rFonts w:ascii="Calibri" w:hAnsi="Calibri" w:cs="Calibri"/>
+        </w:rPr>
       </w:pPr>
       <w:r>
         <w:rPr>
@@ -196,12 +331,6 @@
         <w:gridCol w:w="9360"/>
       </w:tblGrid>
       <w:tr>
-        <w:tblPrEx>
-          <w:tblCellMar>
-            <w:top w:w="0" w:type="dxa"/>
-            <w:bottom w:w="0" w:type="dxa"/>
-          </w:tblCellMar>
-        </w:tblPrEx>
         <w:tc>
           <w:tcPr>
             <w:tcW w:w="9360" w:type="dxa"/>
@@ -222,6 +351,9 @@
           <w:p>
             <w:pPr>
               <w:spacing w:after="30"/>
+              <w:rPr>
+                <w:rFonts w:ascii="Calibri" w:hAnsi="Calibri" w:cs="Calibri"/>
+              </w:rPr>
             </w:pPr>
             <w:r>
               <w:rPr>
@@ -232,8 +364,33 @@
                 <w:sz w:val="19"/>
                 <w:szCs w:val="19"/>
               </w:rPr>
-              <w:t>Founding Member, Context Engineering Initiative  ·  Impetus Technologies</w:t>
-            </w:r>
+              <w:t xml:space="preserve">Founding Member, Context Engineering </w:t>
+            </w:r>
+            <w:proofErr w:type="gramStart"/>
+            <w:r>
+              <w:rPr>
+                <w:rFonts w:ascii="Calibri" w:eastAsia="Calibri" w:hAnsi="Calibri" w:cs="Calibri"/>
+                <w:b/>
+                <w:bCs/>
+                <w:color w:val="1A1A2E"/>
+                <w:sz w:val="19"/>
+                <w:szCs w:val="19"/>
+              </w:rPr>
+              <w:t>Initiative  ·</w:t>
+            </w:r>
+            <w:proofErr w:type="gramEnd"/>
+            <w:r>
+              <w:rPr>
+                <w:rFonts w:ascii="Calibri" w:eastAsia="Calibri" w:hAnsi="Calibri" w:cs="Calibri"/>
+                <w:b/>
+                <w:bCs/>
+                <w:color w:val="1A1A2E"/>
+                <w:sz w:val="19"/>
+                <w:szCs w:val="19"/>
+              </w:rPr>
+              <w:t xml:space="preserve">  Impetus Technologies</w:t>
+            </w:r>
+            <w:proofErr w:type="gramStart"/>
             <w:r>
               <w:rPr>
                 <w:rFonts w:ascii="Calibri" w:eastAsia="Calibri" w:hAnsi="Calibri" w:cs="Calibri"/>
@@ -241,10 +398,25 @@
                 <w:sz w:val="18"/>
                 <w:szCs w:val="18"/>
               </w:rPr>
-              <w:t xml:space="preserve">   [Growth &amp; Presales]</w:t>
-            </w:r>
-          </w:p>
-          <w:p>
+              <w:t xml:space="preserve">   [</w:t>
+            </w:r>
+            <w:proofErr w:type="gramEnd"/>
+            <w:r>
+              <w:rPr>
+                <w:rFonts w:ascii="Calibri" w:eastAsia="Calibri" w:hAnsi="Calibri" w:cs="Calibri"/>
+                <w:color w:val="1A6B72"/>
+                <w:sz w:val="18"/>
+                <w:szCs w:val="18"/>
+              </w:rPr>
+              <w:t>Growth &amp; Presales]</w:t>
+            </w:r>
+          </w:p>
+          <w:p>
+            <w:pPr>
+              <w:rPr>
+                <w:rFonts w:ascii="Calibri" w:hAnsi="Calibri" w:cs="Calibri"/>
+              </w:rPr>
+            </w:pPr>
             <w:r>
               <w:rPr>
                 <w:rFonts w:ascii="Calibri" w:eastAsia="Calibri" w:hAnsi="Calibri" w:cs="Calibri"/>
@@ -263,6 +435,9 @@
     <w:p>
       <w:pPr>
         <w:spacing w:after="80"/>
+        <w:rPr>
+          <w:rFonts w:ascii="Calibri" w:hAnsi="Calibri" w:cs="Calibri"/>
+        </w:rPr>
       </w:pPr>
     </w:p>
     <w:tbl>
@@ -288,12 +463,6 @@
         <w:gridCol w:w="4600"/>
       </w:tblGrid>
       <w:tr>
-        <w:tblPrEx>
-          <w:tblCellMar>
-            <w:top w:w="0" w:type="dxa"/>
-            <w:bottom w:w="0" w:type="dxa"/>
-          </w:tblCellMar>
-        </w:tblPrEx>
         <w:tc>
           <w:tcPr>
             <w:tcW w:w="4560" w:type="dxa"/>
@@ -314,6 +483,9 @@
           <w:p>
             <w:pPr>
               <w:spacing w:after="40"/>
+              <w:rPr>
+                <w:rFonts w:ascii="Calibri" w:hAnsi="Calibri" w:cs="Calibri"/>
+              </w:rPr>
             </w:pPr>
             <w:r>
               <w:rPr>
@@ -328,6 +500,11 @@
             </w:r>
           </w:p>
           <w:p>
+            <w:pPr>
+              <w:rPr>
+                <w:rFonts w:ascii="Calibri" w:hAnsi="Calibri" w:cs="Calibri"/>
+              </w:rPr>
+            </w:pPr>
             <w:r>
               <w:rPr>
                 <w:rFonts w:ascii="Calibri" w:eastAsia="Calibri" w:hAnsi="Calibri" w:cs="Calibri"/>
@@ -335,7 +512,27 @@
                 <w:sz w:val="17"/>
                 <w:szCs w:val="17"/>
               </w:rPr>
-              <w:t>Coordinating semantically-driven artifacts across heterogeneous estates rather than chasing the universal semantic layer. OSI compliance as a non-negotiable evaluation criterion for any target architecture from 2026.</w:t>
+              <w:t xml:space="preserve">Coordinating </w:t>
+            </w:r>
+            <w:proofErr w:type="gramStart"/>
+            <w:r>
+              <w:rPr>
+                <w:rFonts w:ascii="Calibri" w:eastAsia="Calibri" w:hAnsi="Calibri" w:cs="Calibri"/>
+                <w:color w:val="555555"/>
+                <w:sz w:val="17"/>
+                <w:szCs w:val="17"/>
+              </w:rPr>
+              <w:t>semantically-driven</w:t>
+            </w:r>
+            <w:proofErr w:type="gramEnd"/>
+            <w:r>
+              <w:rPr>
+                <w:rFonts w:ascii="Calibri" w:eastAsia="Calibri" w:hAnsi="Calibri" w:cs="Calibri"/>
+                <w:color w:val="555555"/>
+                <w:sz w:val="17"/>
+                <w:szCs w:val="17"/>
+              </w:rPr>
+              <w:t xml:space="preserve"> artifacts across heterogeneous estates rather than chasing the universal semantic layer. OSI compliance as a non-negotiable evaluation criterion for any target architecture from 2026.</w:t>
             </w:r>
           </w:p>
         </w:tc>
@@ -349,7 +546,13 @@
               <w:right w:val="none" w:sz="0" w:space="0" w:color="FFFFFF"/>
             </w:tcBorders>
           </w:tcPr>
-          <w:p/>
+          <w:p>
+            <w:pPr>
+              <w:rPr>
+                <w:rFonts w:ascii="Calibri" w:hAnsi="Calibri" w:cs="Calibri"/>
+              </w:rPr>
+            </w:pPr>
+          </w:p>
         </w:tc>
         <w:tc>
           <w:tcPr>
@@ -371,6 +574,9 @@
           <w:p>
             <w:pPr>
               <w:spacing w:after="40"/>
+              <w:rPr>
+                <w:rFonts w:ascii="Calibri" w:hAnsi="Calibri" w:cs="Calibri"/>
+              </w:rPr>
             </w:pPr>
             <w:r>
               <w:rPr>
@@ -385,6 +591,11 @@
             </w:r>
           </w:p>
           <w:p>
+            <w:pPr>
+              <w:rPr>
+                <w:rFonts w:ascii="Calibri" w:hAnsi="Calibri" w:cs="Calibri"/>
+              </w:rPr>
+            </w:pPr>
             <w:r>
               <w:rPr>
                 <w:rFonts w:ascii="Calibri" w:eastAsia="Calibri" w:hAnsi="Calibri" w:cs="Calibri"/>
@@ -398,12 +609,6 @@
         </w:tc>
       </w:tr>
       <w:tr>
-        <w:tblPrEx>
-          <w:tblCellMar>
-            <w:top w:w="0" w:type="dxa"/>
-            <w:bottom w:w="0" w:type="dxa"/>
-          </w:tblCellMar>
-        </w:tblPrEx>
         <w:tc>
           <w:tcPr>
             <w:tcW w:w="4560" w:type="dxa"/>
@@ -417,6 +622,9 @@
           <w:p>
             <w:pPr>
               <w:spacing w:after="80"/>
+              <w:rPr>
+                <w:rFonts w:ascii="Calibri" w:hAnsi="Calibri" w:cs="Calibri"/>
+              </w:rPr>
             </w:pPr>
           </w:p>
         </w:tc>
@@ -430,7 +638,13 @@
               <w:right w:val="none" w:sz="0" w:space="0" w:color="FFFFFF"/>
             </w:tcBorders>
           </w:tcPr>
-          <w:p/>
+          <w:p>
+            <w:pPr>
+              <w:rPr>
+                <w:rFonts w:ascii="Calibri" w:hAnsi="Calibri" w:cs="Calibri"/>
+              </w:rPr>
+            </w:pPr>
+          </w:p>
         </w:tc>
         <w:tc>
           <w:tcPr>
@@ -445,17 +659,14 @@
           <w:p>
             <w:pPr>
               <w:spacing w:after="80"/>
+              <w:rPr>
+                <w:rFonts w:ascii="Calibri" w:hAnsi="Calibri" w:cs="Calibri"/>
+              </w:rPr>
             </w:pPr>
           </w:p>
         </w:tc>
       </w:tr>
       <w:tr>
-        <w:tblPrEx>
-          <w:tblCellMar>
-            <w:top w:w="0" w:type="dxa"/>
-            <w:bottom w:w="0" w:type="dxa"/>
-          </w:tblCellMar>
-        </w:tblPrEx>
         <w:tc>
           <w:tcPr>
             <w:tcW w:w="4560" w:type="dxa"/>
@@ -476,6 +687,9 @@
           <w:p>
             <w:pPr>
               <w:spacing w:after="40"/>
+              <w:rPr>
+                <w:rFonts w:ascii="Calibri" w:hAnsi="Calibri" w:cs="Calibri"/>
+              </w:rPr>
             </w:pPr>
             <w:r>
               <w:rPr>
@@ -490,6 +704,11 @@
             </w:r>
           </w:p>
           <w:p>
+            <w:pPr>
+              <w:rPr>
+                <w:rFonts w:ascii="Calibri" w:hAnsi="Calibri" w:cs="Calibri"/>
+              </w:rPr>
+            </w:pPr>
             <w:r>
               <w:rPr>
                 <w:rFonts w:ascii="Calibri" w:eastAsia="Calibri" w:hAnsi="Calibri" w:cs="Calibri"/>
@@ -511,7 +730,13 @@
               <w:right w:val="none" w:sz="0" w:space="0" w:color="FFFFFF"/>
             </w:tcBorders>
           </w:tcPr>
-          <w:p/>
+          <w:p>
+            <w:pPr>
+              <w:rPr>
+                <w:rFonts w:ascii="Calibri" w:hAnsi="Calibri" w:cs="Calibri"/>
+              </w:rPr>
+            </w:pPr>
+          </w:p>
         </w:tc>
         <w:tc>
           <w:tcPr>
@@ -533,6 +758,9 @@
           <w:p>
             <w:pPr>
               <w:spacing w:after="40"/>
+              <w:rPr>
+                <w:rFonts w:ascii="Calibri" w:hAnsi="Calibri" w:cs="Calibri"/>
+              </w:rPr>
             </w:pPr>
             <w:r>
               <w:rPr>
@@ -547,6 +775,11 @@
             </w:r>
           </w:p>
           <w:p>
+            <w:pPr>
+              <w:rPr>
+                <w:rFonts w:ascii="Calibri" w:hAnsi="Calibri" w:cs="Calibri"/>
+              </w:rPr>
+            </w:pPr>
             <w:r>
               <w:rPr>
                 <w:rFonts w:ascii="Calibri" w:eastAsia="Calibri" w:hAnsi="Calibri" w:cs="Calibri"/>
@@ -566,6 +799,9 @@
           <w:bottom w:val="single" w:sz="8" w:space="4" w:color="1A6B72"/>
         </w:pBdr>
         <w:spacing w:before="240" w:after="80"/>
+        <w:rPr>
+          <w:rFonts w:ascii="Calibri" w:hAnsi="Calibri" w:cs="Calibri"/>
+        </w:rPr>
       </w:pPr>
       <w:r>
         <w:rPr>
@@ -583,6 +819,9 @@
     <w:p>
       <w:pPr>
         <w:spacing w:after="40"/>
+        <w:rPr>
+          <w:rFonts w:ascii="Calibri" w:hAnsi="Calibri" w:cs="Calibri"/>
+        </w:rPr>
       </w:pPr>
     </w:p>
     <w:tbl>
@@ -611,12 +850,6 @@
         <w:gridCol w:w="80"/>
       </w:tblGrid>
       <w:tr>
-        <w:tblPrEx>
-          <w:tblCellMar>
-            <w:top w:w="0" w:type="dxa"/>
-            <w:bottom w:w="0" w:type="dxa"/>
-          </w:tblCellMar>
-        </w:tblPrEx>
         <w:tc>
           <w:tcPr>
             <w:tcW w:w="1676" w:type="pct"/>
@@ -637,6 +870,9 @@
           <w:p>
             <w:pPr>
               <w:spacing w:after="30"/>
+              <w:rPr>
+                <w:rFonts w:ascii="Calibri" w:hAnsi="Calibri" w:cs="Calibri"/>
+              </w:rPr>
             </w:pPr>
             <w:r>
               <w:rPr>
@@ -651,6 +887,11 @@
             </w:r>
           </w:p>
           <w:p>
+            <w:pPr>
+              <w:rPr>
+                <w:rFonts w:ascii="Calibri" w:hAnsi="Calibri" w:cs="Calibri"/>
+              </w:rPr>
+            </w:pPr>
             <w:r>
               <w:rPr>
                 <w:rFonts w:ascii="Calibri" w:eastAsia="Calibri" w:hAnsi="Calibri" w:cs="Calibri"/>
@@ -681,7 +922,13 @@
               <w:right w:val="none" w:sz="0" w:space="0" w:color="FFFFFF"/>
             </w:tcBorders>
           </w:tcPr>
-          <w:p/>
+          <w:p>
+            <w:pPr>
+              <w:rPr>
+                <w:rFonts w:ascii="Calibri" w:hAnsi="Calibri" w:cs="Calibri"/>
+              </w:rPr>
+            </w:pPr>
+          </w:p>
         </w:tc>
         <w:tc>
           <w:tcPr>
@@ -703,6 +950,9 @@
           <w:p>
             <w:pPr>
               <w:spacing w:after="30"/>
+              <w:rPr>
+                <w:rFonts w:ascii="Calibri" w:hAnsi="Calibri" w:cs="Calibri"/>
+              </w:rPr>
             </w:pPr>
             <w:r>
               <w:rPr>
@@ -717,6 +967,11 @@
             </w:r>
           </w:p>
           <w:p>
+            <w:pPr>
+              <w:rPr>
+                <w:rFonts w:ascii="Calibri" w:hAnsi="Calibri" w:cs="Calibri"/>
+              </w:rPr>
+            </w:pPr>
             <w:r>
               <w:rPr>
                 <w:rFonts w:ascii="Calibri" w:eastAsia="Calibri" w:hAnsi="Calibri" w:cs="Calibri"/>
@@ -738,7 +993,13 @@
               <w:right w:val="none" w:sz="0" w:space="0" w:color="FFFFFF"/>
             </w:tcBorders>
           </w:tcPr>
-          <w:p/>
+          <w:p>
+            <w:pPr>
+              <w:rPr>
+                <w:rFonts w:ascii="Calibri" w:hAnsi="Calibri" w:cs="Calibri"/>
+              </w:rPr>
+            </w:pPr>
+          </w:p>
         </w:tc>
         <w:tc>
           <w:tcPr>
@@ -760,6 +1021,9 @@
           <w:p>
             <w:pPr>
               <w:spacing w:after="30"/>
+              <w:rPr>
+                <w:rFonts w:ascii="Calibri" w:hAnsi="Calibri" w:cs="Calibri"/>
+              </w:rPr>
             </w:pPr>
             <w:r>
               <w:rPr>
@@ -774,6 +1038,11 @@
             </w:r>
           </w:p>
           <w:p>
+            <w:pPr>
+              <w:rPr>
+                <w:rFonts w:ascii="Calibri" w:hAnsi="Calibri" w:cs="Calibri"/>
+              </w:rPr>
+            </w:pPr>
             <w:r>
               <w:rPr>
                 <w:rFonts w:ascii="Calibri" w:eastAsia="Calibri" w:hAnsi="Calibri" w:cs="Calibri"/>
@@ -795,16 +1064,16 @@
               <w:right w:val="none" w:sz="0" w:space="0" w:color="FFFFFF"/>
             </w:tcBorders>
           </w:tcPr>
-          <w:p/>
+          <w:p>
+            <w:pPr>
+              <w:rPr>
+                <w:rFonts w:ascii="Calibri" w:hAnsi="Calibri" w:cs="Calibri"/>
+              </w:rPr>
+            </w:pPr>
+          </w:p>
         </w:tc>
       </w:tr>
       <w:tr>
-        <w:tblPrEx>
-          <w:tblCellMar>
-            <w:top w:w="0" w:type="dxa"/>
-            <w:bottom w:w="0" w:type="dxa"/>
-          </w:tblCellMar>
-        </w:tblPrEx>
         <w:tc>
           <w:tcPr>
             <w:tcW w:w="4958" w:type="pct"/>
@@ -889,7 +1158,25 @@
                 <w:sz w:val="19"/>
                 <w:szCs w:val="19"/>
               </w:rPr>
-              <w:t xml:space="preserve"> members as a fully formalised practice.</w:t>
+              <w:t xml:space="preserve"> members as a fully formalised practice</w:t>
+            </w:r>
+            <w:r>
+              <w:rPr>
+                <w:rFonts w:ascii="Calibri" w:eastAsia="Calibri" w:hAnsi="Calibri" w:cs="Calibri"/>
+                <w:color w:val="555555"/>
+                <w:sz w:val="19"/>
+                <w:szCs w:val="19"/>
+              </w:rPr>
+              <w:t xml:space="preserve"> in 3 years</w:t>
+            </w:r>
+            <w:r>
+              <w:rPr>
+                <w:rFonts w:ascii="Calibri" w:eastAsia="Calibri" w:hAnsi="Calibri" w:cs="Calibri"/>
+                <w:color w:val="555555"/>
+                <w:sz w:val="19"/>
+                <w:szCs w:val="19"/>
+              </w:rPr>
+              <w:t>.</w:t>
             </w:r>
           </w:p>
         </w:tc>
@@ -903,7 +1190,13 @@
               <w:right w:val="none" w:sz="0" w:space="0" w:color="FFFFFF"/>
             </w:tcBorders>
           </w:tcPr>
-          <w:p/>
+          <w:p>
+            <w:pPr>
+              <w:rPr>
+                <w:rFonts w:ascii="Calibri" w:hAnsi="Calibri" w:cs="Calibri"/>
+              </w:rPr>
+            </w:pPr>
+          </w:p>
         </w:tc>
       </w:tr>
     </w:tbl>
@@ -913,6 +1206,9 @@
           <w:bottom w:val="single" w:sz="8" w:space="4" w:color="1A6B72"/>
         </w:pBdr>
         <w:spacing w:before="240" w:after="80"/>
+        <w:rPr>
+          <w:rFonts w:ascii="Calibri" w:hAnsi="Calibri" w:cs="Calibri"/>
+        </w:rPr>
       </w:pPr>
       <w:r>
         <w:rPr>
@@ -949,12 +1245,6 @@
         <w:gridCol w:w="2860"/>
       </w:tblGrid>
       <w:tr>
-        <w:tblPrEx>
-          <w:tblCellMar>
-            <w:top w:w="0" w:type="dxa"/>
-            <w:bottom w:w="0" w:type="dxa"/>
-          </w:tblCellMar>
-        </w:tblPrEx>
         <w:tc>
           <w:tcPr>
             <w:tcW w:w="6500" w:type="dxa"/>
@@ -968,6 +1258,9 @@
           <w:p>
             <w:pPr>
               <w:spacing w:before="140" w:after="16"/>
+              <w:rPr>
+                <w:rFonts w:ascii="Calibri" w:hAnsi="Calibri" w:cs="Calibri"/>
+              </w:rPr>
             </w:pPr>
             <w:r>
               <w:rPr>
@@ -978,7 +1271,19 @@
                 <w:sz w:val="21"/>
                 <w:szCs w:val="21"/>
               </w:rPr>
-              <w:t>Lead Presales Architect / Senior Solutions Architect</w:t>
+              <w:t xml:space="preserve">Lead Presales Architect / Senior Solutions </w:t>
+            </w:r>
+            <w:proofErr w:type="gramStart"/>
+            <w:r>
+              <w:rPr>
+                <w:rFonts w:ascii="Calibri" w:eastAsia="Calibri" w:hAnsi="Calibri" w:cs="Calibri"/>
+                <w:b/>
+                <w:bCs/>
+                <w:color w:val="1A1A2E"/>
+                <w:sz w:val="21"/>
+                <w:szCs w:val="21"/>
+              </w:rPr>
+              <w:t>Architect</w:t>
             </w:r>
             <w:r>
               <w:rPr>
@@ -987,7 +1292,17 @@
                 <w:sz w:val="19"/>
                 <w:szCs w:val="19"/>
               </w:rPr>
-              <w:t xml:space="preserve">  |  Impetus Technologies</w:t>
+              <w:t xml:space="preserve">  |</w:t>
+            </w:r>
+            <w:proofErr w:type="gramEnd"/>
+            <w:r>
+              <w:rPr>
+                <w:rFonts w:ascii="Calibri" w:eastAsia="Calibri" w:hAnsi="Calibri" w:cs="Calibri"/>
+                <w:color w:val="1A6B72"/>
+                <w:sz w:val="19"/>
+                <w:szCs w:val="19"/>
+              </w:rPr>
+              <w:t xml:space="preserve">  Impetus Technologies</w:t>
             </w:r>
           </w:p>
         </w:tc>
@@ -1006,6 +1321,9 @@
             <w:pPr>
               <w:spacing w:before="140" w:after="16"/>
               <w:jc w:val="right"/>
+              <w:rPr>
+                <w:rFonts w:ascii="Calibri" w:hAnsi="Calibri" w:cs="Calibri"/>
+              </w:rPr>
             </w:pPr>
             <w:r>
               <w:rPr>
@@ -1025,6 +1343,9 @@
     <w:p>
       <w:pPr>
         <w:spacing w:before="80" w:after="36"/>
+        <w:rPr>
+          <w:rFonts w:ascii="Calibri" w:hAnsi="Calibri" w:cs="Calibri"/>
+        </w:rPr>
       </w:pPr>
       <w:r>
         <w:rPr>
@@ -1046,6 +1367,9 @@
           <w:numId w:val="2"/>
         </w:numPr>
         <w:spacing w:before="36" w:after="36"/>
+        <w:rPr>
+          <w:rFonts w:ascii="Calibri" w:hAnsi="Calibri" w:cs="Calibri"/>
+        </w:rPr>
       </w:pPr>
       <w:r>
         <w:rPr>
@@ -1056,18 +1380,7 @@
           <w:sz w:val="19"/>
           <w:szCs w:val="19"/>
         </w:rPr>
-        <w:t>Leading</w:t>
-      </w:r>
-      <w:r>
-        <w:rPr>
-          <w:rFonts w:ascii="Calibri" w:eastAsia="Calibri" w:hAnsi="Calibri" w:cs="Calibri"/>
-          <w:b/>
-          <w:bCs/>
-          <w:color w:val="1A1A2E"/>
-          <w:sz w:val="19"/>
-          <w:szCs w:val="19"/>
-        </w:rPr>
-        <w:t xml:space="preserve"> EMEA presales on cloud modernisation, data engineering, and GenAI/Agentic AI; </w:t>
+        <w:t xml:space="preserve">Leading EMEA presales on cloud modernisation, data engineering, and GenAI/Agentic AI; </w:t>
       </w:r>
       <w:r>
         <w:rPr>
@@ -1096,6 +1409,9 @@
           <w:numId w:val="2"/>
         </w:numPr>
         <w:spacing w:before="36" w:after="36"/>
+        <w:rPr>
+          <w:rFonts w:ascii="Calibri" w:hAnsi="Calibri" w:cs="Calibri"/>
+        </w:rPr>
       </w:pPr>
       <w:r>
         <w:rPr>
@@ -1159,6 +1475,9 @@
           <w:numId w:val="2"/>
         </w:numPr>
         <w:spacing w:before="36" w:after="36"/>
+        <w:rPr>
+          <w:rFonts w:ascii="Calibri" w:hAnsi="Calibri" w:cs="Calibri"/>
+        </w:rPr>
       </w:pPr>
       <w:r>
         <w:rPr>
@@ -1189,6 +1508,9 @@
           <w:numId w:val="2"/>
         </w:numPr>
         <w:spacing w:before="36" w:after="36"/>
+        <w:rPr>
+          <w:rFonts w:ascii="Calibri" w:hAnsi="Calibri" w:cs="Calibri"/>
+        </w:rPr>
       </w:pPr>
       <w:r>
         <w:rPr>
@@ -1214,6 +1536,9 @@
     <w:p>
       <w:pPr>
         <w:spacing w:before="80" w:after="36"/>
+        <w:rPr>
+          <w:rFonts w:ascii="Calibri" w:hAnsi="Calibri" w:cs="Calibri"/>
+        </w:rPr>
       </w:pPr>
       <w:r>
         <w:rPr>
@@ -1235,6 +1560,9 @@
           <w:numId w:val="2"/>
         </w:numPr>
         <w:spacing w:before="36" w:after="36"/>
+        <w:rPr>
+          <w:rFonts w:ascii="Calibri" w:hAnsi="Calibri" w:cs="Calibri"/>
+        </w:rPr>
       </w:pPr>
       <w:r>
         <w:rPr>
@@ -1265,6 +1593,9 @@
           <w:numId w:val="2"/>
         </w:numPr>
         <w:spacing w:before="36" w:after="36"/>
+        <w:rPr>
+          <w:rFonts w:ascii="Calibri" w:hAnsi="Calibri" w:cs="Calibri"/>
+        </w:rPr>
       </w:pPr>
       <w:r>
         <w:rPr>
@@ -1296,6 +1627,9 @@
           <w:numId w:val="2"/>
         </w:numPr>
         <w:spacing w:before="36" w:after="36"/>
+        <w:rPr>
+          <w:rFonts w:ascii="Calibri" w:hAnsi="Calibri" w:cs="Calibri"/>
+        </w:rPr>
       </w:pPr>
       <w:r>
         <w:rPr>
@@ -1306,7 +1640,31 @@
           <w:sz w:val="19"/>
           <w:szCs w:val="19"/>
         </w:rPr>
-        <w:t xml:space="preserve">Design BCBS 239 / RegTech solutions: </w:t>
+        <w:t xml:space="preserve">Design BCBS 239 / </w:t>
+      </w:r>
+      <w:proofErr w:type="spellStart"/>
+      <w:r>
+        <w:rPr>
+          <w:rFonts w:ascii="Calibri" w:eastAsia="Calibri" w:hAnsi="Calibri" w:cs="Calibri"/>
+          <w:b/>
+          <w:bCs/>
+          <w:color w:val="1A1A2E"/>
+          <w:sz w:val="19"/>
+          <w:szCs w:val="19"/>
+        </w:rPr>
+        <w:t>RegTech</w:t>
+      </w:r>
+      <w:proofErr w:type="spellEnd"/>
+      <w:r>
+        <w:rPr>
+          <w:rFonts w:ascii="Calibri" w:eastAsia="Calibri" w:hAnsi="Calibri" w:cs="Calibri"/>
+          <w:b/>
+          <w:bCs/>
+          <w:color w:val="1A1A2E"/>
+          <w:sz w:val="19"/>
+          <w:szCs w:val="19"/>
+        </w:rPr>
+        <w:t xml:space="preserve"> solutions: </w:t>
       </w:r>
       <w:r>
         <w:rPr>
@@ -1326,6 +1684,9 @@
           <w:numId w:val="2"/>
         </w:numPr>
         <w:spacing w:before="36" w:after="36"/>
+        <w:rPr>
+          <w:rFonts w:ascii="Calibri" w:hAnsi="Calibri" w:cs="Calibri"/>
+        </w:rPr>
       </w:pPr>
       <w:r>
         <w:rPr>
@@ -1351,6 +1712,9 @@
     <w:p>
       <w:pPr>
         <w:spacing w:after="60"/>
+        <w:rPr>
+          <w:rFonts w:ascii="Calibri" w:hAnsi="Calibri" w:cs="Calibri"/>
+        </w:rPr>
       </w:pPr>
     </w:p>
     <w:tbl>
@@ -1375,12 +1739,6 @@
         <w:gridCol w:w="2860"/>
       </w:tblGrid>
       <w:tr>
-        <w:tblPrEx>
-          <w:tblCellMar>
-            <w:top w:w="0" w:type="dxa"/>
-            <w:bottom w:w="0" w:type="dxa"/>
-          </w:tblCellMar>
-        </w:tblPrEx>
         <w:tc>
           <w:tcPr>
             <w:tcW w:w="6500" w:type="dxa"/>
@@ -1394,6 +1752,9 @@
           <w:p>
             <w:pPr>
               <w:spacing w:before="140" w:after="16"/>
+              <w:rPr>
+                <w:rFonts w:ascii="Calibri" w:hAnsi="Calibri" w:cs="Calibri"/>
+              </w:rPr>
             </w:pPr>
             <w:r>
               <w:rPr>
@@ -1404,7 +1765,19 @@
                 <w:sz w:val="21"/>
                 <w:szCs w:val="21"/>
               </w:rPr>
-              <w:t>Technical Lead</w:t>
+              <w:t xml:space="preserve">Technical </w:t>
+            </w:r>
+            <w:proofErr w:type="gramStart"/>
+            <w:r>
+              <w:rPr>
+                <w:rFonts w:ascii="Calibri" w:eastAsia="Calibri" w:hAnsi="Calibri" w:cs="Calibri"/>
+                <w:b/>
+                <w:bCs/>
+                <w:color w:val="1A1A2E"/>
+                <w:sz w:val="21"/>
+                <w:szCs w:val="21"/>
+              </w:rPr>
+              <w:t>Lead</w:t>
             </w:r>
             <w:r>
               <w:rPr>
@@ -1413,7 +1786,17 @@
                 <w:sz w:val="19"/>
                 <w:szCs w:val="19"/>
               </w:rPr>
-              <w:t xml:space="preserve">  |  Tavant Technologies</w:t>
+              <w:t xml:space="preserve">  |</w:t>
+            </w:r>
+            <w:proofErr w:type="gramEnd"/>
+            <w:r>
+              <w:rPr>
+                <w:rFonts w:ascii="Calibri" w:eastAsia="Calibri" w:hAnsi="Calibri" w:cs="Calibri"/>
+                <w:color w:val="1A6B72"/>
+                <w:sz w:val="19"/>
+                <w:szCs w:val="19"/>
+              </w:rPr>
+              <w:t xml:space="preserve">  Tavant Technologies</w:t>
             </w:r>
           </w:p>
         </w:tc>
@@ -1432,6 +1815,9 @@
             <w:pPr>
               <w:spacing w:before="140" w:after="16"/>
               <w:jc w:val="right"/>
+              <w:rPr>
+                <w:rFonts w:ascii="Calibri" w:hAnsi="Calibri" w:cs="Calibri"/>
+              </w:rPr>
             </w:pPr>
             <w:r>
               <w:rPr>
@@ -1456,6 +1842,9 @@
           <w:numId w:val="2"/>
         </w:numPr>
         <w:spacing w:before="36" w:after="36"/>
+        <w:rPr>
+          <w:rFonts w:ascii="Calibri" w:hAnsi="Calibri" w:cs="Calibri"/>
+        </w:rPr>
       </w:pPr>
       <w:r>
         <w:rPr>
@@ -1507,6 +1896,9 @@
     <w:p>
       <w:pPr>
         <w:spacing w:after="40"/>
+        <w:rPr>
+          <w:rFonts w:ascii="Calibri" w:hAnsi="Calibri" w:cs="Calibri"/>
+        </w:rPr>
       </w:pPr>
     </w:p>
     <w:tbl>
@@ -1531,12 +1923,6 @@
         <w:gridCol w:w="2860"/>
       </w:tblGrid>
       <w:tr>
-        <w:tblPrEx>
-          <w:tblCellMar>
-            <w:top w:w="0" w:type="dxa"/>
-            <w:bottom w:w="0" w:type="dxa"/>
-          </w:tblCellMar>
-        </w:tblPrEx>
         <w:tc>
           <w:tcPr>
             <w:tcW w:w="6500" w:type="dxa"/>
@@ -1550,6 +1936,9 @@
           <w:p>
             <w:pPr>
               <w:spacing w:before="140" w:after="16"/>
+              <w:rPr>
+                <w:rFonts w:ascii="Calibri" w:hAnsi="Calibri" w:cs="Calibri"/>
+              </w:rPr>
             </w:pPr>
             <w:r>
               <w:rPr>
@@ -1560,7 +1949,19 @@
                 <w:sz w:val="21"/>
                 <w:szCs w:val="21"/>
               </w:rPr>
-              <w:t>Senior Software Engineer</w:t>
+              <w:t xml:space="preserve">Senior Software </w:t>
+            </w:r>
+            <w:proofErr w:type="gramStart"/>
+            <w:r>
+              <w:rPr>
+                <w:rFonts w:ascii="Calibri" w:eastAsia="Calibri" w:hAnsi="Calibri" w:cs="Calibri"/>
+                <w:b/>
+                <w:bCs/>
+                <w:color w:val="1A1A2E"/>
+                <w:sz w:val="21"/>
+                <w:szCs w:val="21"/>
+              </w:rPr>
+              <w:t>Engineer</w:t>
             </w:r>
             <w:r>
               <w:rPr>
@@ -1569,7 +1970,17 @@
                 <w:sz w:val="19"/>
                 <w:szCs w:val="19"/>
               </w:rPr>
-              <w:t xml:space="preserve">  |  Impetus Technologies</w:t>
+              <w:t xml:space="preserve">  |</w:t>
+            </w:r>
+            <w:proofErr w:type="gramEnd"/>
+            <w:r>
+              <w:rPr>
+                <w:rFonts w:ascii="Calibri" w:eastAsia="Calibri" w:hAnsi="Calibri" w:cs="Calibri"/>
+                <w:color w:val="1A6B72"/>
+                <w:sz w:val="19"/>
+                <w:szCs w:val="19"/>
+              </w:rPr>
+              <w:t xml:space="preserve">  Impetus Technologies</w:t>
             </w:r>
           </w:p>
         </w:tc>
@@ -1588,6 +1999,9 @@
             <w:pPr>
               <w:spacing w:before="140" w:after="16"/>
               <w:jc w:val="right"/>
+              <w:rPr>
+                <w:rFonts w:ascii="Calibri" w:hAnsi="Calibri" w:cs="Calibri"/>
+              </w:rPr>
             </w:pPr>
             <w:r>
               <w:rPr>
@@ -1612,6 +2026,9 @@
           <w:numId w:val="2"/>
         </w:numPr>
         <w:spacing w:before="36" w:after="36"/>
+        <w:rPr>
+          <w:rFonts w:ascii="Calibri" w:hAnsi="Calibri" w:cs="Calibri"/>
+        </w:rPr>
       </w:pPr>
       <w:r>
         <w:rPr>
@@ -1652,6 +2069,9 @@
     <w:p>
       <w:pPr>
         <w:spacing w:after="40"/>
+        <w:rPr>
+          <w:rFonts w:ascii="Calibri" w:hAnsi="Calibri" w:cs="Calibri"/>
+        </w:rPr>
       </w:pPr>
     </w:p>
     <w:tbl>
@@ -1676,12 +2096,6 @@
         <w:gridCol w:w="2860"/>
       </w:tblGrid>
       <w:tr>
-        <w:tblPrEx>
-          <w:tblCellMar>
-            <w:top w:w="0" w:type="dxa"/>
-            <w:bottom w:w="0" w:type="dxa"/>
-          </w:tblCellMar>
-        </w:tblPrEx>
         <w:tc>
           <w:tcPr>
             <w:tcW w:w="6500" w:type="dxa"/>
@@ -1695,6 +2109,9 @@
           <w:p>
             <w:pPr>
               <w:spacing w:before="140" w:after="16"/>
+              <w:rPr>
+                <w:rFonts w:ascii="Calibri" w:hAnsi="Calibri" w:cs="Calibri"/>
+              </w:rPr>
             </w:pPr>
             <w:r>
               <w:rPr>
@@ -1705,7 +2122,19 @@
                 <w:sz w:val="21"/>
                 <w:szCs w:val="21"/>
               </w:rPr>
-              <w:t>Software Engineer</w:t>
+              <w:t xml:space="preserve">Software </w:t>
+            </w:r>
+            <w:proofErr w:type="gramStart"/>
+            <w:r>
+              <w:rPr>
+                <w:rFonts w:ascii="Calibri" w:eastAsia="Calibri" w:hAnsi="Calibri" w:cs="Calibri"/>
+                <w:b/>
+                <w:bCs/>
+                <w:color w:val="1A1A2E"/>
+                <w:sz w:val="21"/>
+                <w:szCs w:val="21"/>
+              </w:rPr>
+              <w:t>Engineer</w:t>
             </w:r>
             <w:r>
               <w:rPr>
@@ -1714,19 +2143,47 @@
                 <w:sz w:val="19"/>
                 <w:szCs w:val="19"/>
               </w:rPr>
-              <w:t xml:space="preserve">  |  Sunup Digital Systems (acq. </w:t>
-            </w:r>
-            <w:hyperlink r:id="rId9" w:history="1">
-              <w:r>
-                <w:rPr>
-                  <w:rStyle w:val="Hyperlink"/>
-                  <w:rFonts w:ascii="Calibri" w:eastAsia="Calibri" w:hAnsi="Calibri" w:cs="Calibri"/>
-                  <w:sz w:val="19"/>
-                  <w:szCs w:val="19"/>
-                </w:rPr>
-                <w:t>Motorola Mobility</w:t>
-              </w:r>
-            </w:hyperlink>
+              <w:t xml:space="preserve">  |</w:t>
+            </w:r>
+            <w:proofErr w:type="gramEnd"/>
+            <w:r>
+              <w:rPr>
+                <w:rFonts w:ascii="Calibri" w:eastAsia="Calibri" w:hAnsi="Calibri" w:cs="Calibri"/>
+                <w:color w:val="1A6B72"/>
+                <w:sz w:val="19"/>
+                <w:szCs w:val="19"/>
+              </w:rPr>
+              <w:t xml:space="preserve">  Sunup Digital Systems (</w:t>
+            </w:r>
+            <w:proofErr w:type="spellStart"/>
+            <w:r>
+              <w:rPr>
+                <w:rFonts w:ascii="Calibri" w:eastAsia="Calibri" w:hAnsi="Calibri" w:cs="Calibri"/>
+                <w:color w:val="1A6B72"/>
+                <w:sz w:val="19"/>
+                <w:szCs w:val="19"/>
+              </w:rPr>
+              <w:t>acq</w:t>
+            </w:r>
+            <w:proofErr w:type="spellEnd"/>
+            <w:r>
+              <w:rPr>
+                <w:rFonts w:ascii="Calibri" w:eastAsia="Calibri" w:hAnsi="Calibri" w:cs="Calibri"/>
+                <w:color w:val="1A6B72"/>
+                <w:sz w:val="19"/>
+                <w:szCs w:val="19"/>
+              </w:rPr>
+              <w:t xml:space="preserve">. </w:t>
+            </w:r>
+            <w:r>
+              <w:rPr>
+                <w:rFonts w:ascii="Calibri" w:eastAsia="Calibri" w:hAnsi="Calibri" w:cs="Calibri"/>
+                <w:color w:val="1A6B72"/>
+                <w:sz w:val="19"/>
+                <w:szCs w:val="19"/>
+              </w:rPr>
+              <w:t>Motorola Mobility</w:t>
+            </w:r>
             <w:r>
               <w:rPr>
                 <w:rFonts w:ascii="Calibri" w:eastAsia="Calibri" w:hAnsi="Calibri" w:cs="Calibri"/>
@@ -1753,6 +2210,9 @@
             <w:pPr>
               <w:spacing w:before="140" w:after="16"/>
               <w:jc w:val="right"/>
+              <w:rPr>
+                <w:rFonts w:ascii="Calibri" w:hAnsi="Calibri" w:cs="Calibri"/>
+              </w:rPr>
             </w:pPr>
             <w:r>
               <w:rPr>
@@ -1777,6 +2237,9 @@
           <w:numId w:val="2"/>
         </w:numPr>
         <w:spacing w:before="36" w:after="36"/>
+        <w:rPr>
+          <w:rFonts w:ascii="Calibri" w:hAnsi="Calibri" w:cs="Calibri"/>
+        </w:rPr>
       </w:pPr>
       <w:r>
         <w:rPr>
@@ -1796,6 +2259,9 @@
           <w:bottom w:val="single" w:sz="8" w:space="4" w:color="1A6B72"/>
         </w:pBdr>
         <w:spacing w:before="240" w:after="80"/>
+        <w:rPr>
+          <w:rFonts w:ascii="Calibri" w:hAnsi="Calibri" w:cs="Calibri"/>
+        </w:rPr>
       </w:pPr>
       <w:r>
         <w:rPr>
@@ -1832,12 +2298,6 @@
         <w:gridCol w:w="6960"/>
       </w:tblGrid>
       <w:tr>
-        <w:tblPrEx>
-          <w:tblCellMar>
-            <w:top w:w="0" w:type="dxa"/>
-            <w:bottom w:w="0" w:type="dxa"/>
-          </w:tblCellMar>
-        </w:tblPrEx>
         <w:tc>
           <w:tcPr>
             <w:tcW w:w="2400" w:type="dxa"/>
@@ -1856,6 +2316,11 @@
             </w:tcMar>
           </w:tcPr>
           <w:p>
+            <w:pPr>
+              <w:rPr>
+                <w:rFonts w:ascii="Calibri" w:hAnsi="Calibri" w:cs="Calibri"/>
+              </w:rPr>
+            </w:pPr>
             <w:r>
               <w:rPr>
                 <w:rFonts w:ascii="Calibri" w:eastAsia="Calibri" w:hAnsi="Calibri" w:cs="Calibri"/>
@@ -1886,6 +2351,11 @@
             </w:tcMar>
           </w:tcPr>
           <w:p>
+            <w:pPr>
+              <w:rPr>
+                <w:rFonts w:ascii="Calibri" w:hAnsi="Calibri" w:cs="Calibri"/>
+              </w:rPr>
+            </w:pPr>
             <w:r>
               <w:rPr>
                 <w:rFonts w:ascii="Calibri" w:eastAsia="Calibri" w:hAnsi="Calibri" w:cs="Calibri"/>
@@ -1899,12 +2369,6 @@
         </w:tc>
       </w:tr>
       <w:tr>
-        <w:tblPrEx>
-          <w:tblCellMar>
-            <w:top w:w="0" w:type="dxa"/>
-            <w:bottom w:w="0" w:type="dxa"/>
-          </w:tblCellMar>
-        </w:tblPrEx>
         <w:tc>
           <w:tcPr>
             <w:tcW w:w="2400" w:type="dxa"/>
@@ -1923,6 +2387,11 @@
             </w:tcMar>
           </w:tcPr>
           <w:p>
+            <w:pPr>
+              <w:rPr>
+                <w:rFonts w:ascii="Calibri" w:hAnsi="Calibri" w:cs="Calibri"/>
+              </w:rPr>
+            </w:pPr>
             <w:r>
               <w:rPr>
                 <w:rFonts w:ascii="Calibri" w:eastAsia="Calibri" w:hAnsi="Calibri" w:cs="Calibri"/>
@@ -1953,6 +2422,11 @@
             </w:tcMar>
           </w:tcPr>
           <w:p>
+            <w:pPr>
+              <w:rPr>
+                <w:rFonts w:ascii="Calibri" w:hAnsi="Calibri" w:cs="Calibri"/>
+              </w:rPr>
+            </w:pPr>
             <w:r>
               <w:rPr>
                 <w:rFonts w:ascii="Calibri" w:eastAsia="Calibri" w:hAnsi="Calibri" w:cs="Calibri"/>
@@ -1966,12 +2440,6 @@
         </w:tc>
       </w:tr>
       <w:tr>
-        <w:tblPrEx>
-          <w:tblCellMar>
-            <w:top w:w="0" w:type="dxa"/>
-            <w:bottom w:w="0" w:type="dxa"/>
-          </w:tblCellMar>
-        </w:tblPrEx>
         <w:tc>
           <w:tcPr>
             <w:tcW w:w="2400" w:type="dxa"/>
@@ -1990,6 +2458,11 @@
             </w:tcMar>
           </w:tcPr>
           <w:p>
+            <w:pPr>
+              <w:rPr>
+                <w:rFonts w:ascii="Calibri" w:hAnsi="Calibri" w:cs="Calibri"/>
+              </w:rPr>
+            </w:pPr>
             <w:r>
               <w:rPr>
                 <w:rFonts w:ascii="Calibri" w:eastAsia="Calibri" w:hAnsi="Calibri" w:cs="Calibri"/>
@@ -2020,6 +2493,11 @@
             </w:tcMar>
           </w:tcPr>
           <w:p>
+            <w:pPr>
+              <w:rPr>
+                <w:rFonts w:ascii="Calibri" w:hAnsi="Calibri" w:cs="Calibri"/>
+              </w:rPr>
+            </w:pPr>
             <w:r>
               <w:rPr>
                 <w:rFonts w:ascii="Calibri" w:eastAsia="Calibri" w:hAnsi="Calibri" w:cs="Calibri"/>
@@ -2033,12 +2511,6 @@
         </w:tc>
       </w:tr>
       <w:tr>
-        <w:tblPrEx>
-          <w:tblCellMar>
-            <w:top w:w="0" w:type="dxa"/>
-            <w:bottom w:w="0" w:type="dxa"/>
-          </w:tblCellMar>
-        </w:tblPrEx>
         <w:tc>
           <w:tcPr>
             <w:tcW w:w="2400" w:type="dxa"/>
@@ -2057,6 +2529,11 @@
             </w:tcMar>
           </w:tcPr>
           <w:p>
+            <w:pPr>
+              <w:rPr>
+                <w:rFonts w:ascii="Calibri" w:hAnsi="Calibri" w:cs="Calibri"/>
+              </w:rPr>
+            </w:pPr>
             <w:r>
               <w:rPr>
                 <w:rFonts w:ascii="Calibri" w:eastAsia="Calibri" w:hAnsi="Calibri" w:cs="Calibri"/>
@@ -2087,6 +2564,11 @@
             </w:tcMar>
           </w:tcPr>
           <w:p>
+            <w:pPr>
+              <w:rPr>
+                <w:rFonts w:ascii="Calibri" w:hAnsi="Calibri" w:cs="Calibri"/>
+              </w:rPr>
+            </w:pPr>
             <w:r>
               <w:rPr>
                 <w:rFonts w:ascii="Calibri" w:eastAsia="Calibri" w:hAnsi="Calibri" w:cs="Calibri"/>
@@ -2100,12 +2582,6 @@
         </w:tc>
       </w:tr>
       <w:tr>
-        <w:tblPrEx>
-          <w:tblCellMar>
-            <w:top w:w="0" w:type="dxa"/>
-            <w:bottom w:w="0" w:type="dxa"/>
-          </w:tblCellMar>
-        </w:tblPrEx>
         <w:tc>
           <w:tcPr>
             <w:tcW w:w="2400" w:type="dxa"/>
@@ -2124,6 +2600,11 @@
             </w:tcMar>
           </w:tcPr>
           <w:p>
+            <w:pPr>
+              <w:rPr>
+                <w:rFonts w:ascii="Calibri" w:hAnsi="Calibri" w:cs="Calibri"/>
+              </w:rPr>
+            </w:pPr>
             <w:r>
               <w:rPr>
                 <w:rFonts w:ascii="Calibri" w:eastAsia="Calibri" w:hAnsi="Calibri" w:cs="Calibri"/>
@@ -2154,6 +2635,11 @@
             </w:tcMar>
           </w:tcPr>
           <w:p>
+            <w:pPr>
+              <w:rPr>
+                <w:rFonts w:ascii="Calibri" w:hAnsi="Calibri" w:cs="Calibri"/>
+              </w:rPr>
+            </w:pPr>
             <w:r>
               <w:rPr>
                 <w:rFonts w:ascii="Calibri" w:eastAsia="Calibri" w:hAnsi="Calibri" w:cs="Calibri"/>
@@ -2167,12 +2653,6 @@
         </w:tc>
       </w:tr>
       <w:tr>
-        <w:tblPrEx>
-          <w:tblCellMar>
-            <w:top w:w="0" w:type="dxa"/>
-            <w:bottom w:w="0" w:type="dxa"/>
-          </w:tblCellMar>
-        </w:tblPrEx>
         <w:tc>
           <w:tcPr>
             <w:tcW w:w="2400" w:type="dxa"/>
@@ -2191,6 +2671,11 @@
             </w:tcMar>
           </w:tcPr>
           <w:p>
+            <w:pPr>
+              <w:rPr>
+                <w:rFonts w:ascii="Calibri" w:hAnsi="Calibri" w:cs="Calibri"/>
+              </w:rPr>
+            </w:pPr>
             <w:r>
               <w:rPr>
                 <w:rFonts w:ascii="Calibri" w:eastAsia="Calibri" w:hAnsi="Calibri" w:cs="Calibri"/>
@@ -2221,6 +2706,11 @@
             </w:tcMar>
           </w:tcPr>
           <w:p>
+            <w:pPr>
+              <w:rPr>
+                <w:rFonts w:ascii="Calibri" w:hAnsi="Calibri" w:cs="Calibri"/>
+              </w:rPr>
+            </w:pPr>
             <w:r>
               <w:rPr>
                 <w:rFonts w:ascii="Calibri" w:eastAsia="Calibri" w:hAnsi="Calibri" w:cs="Calibri"/>
@@ -2234,12 +2724,6 @@
         </w:tc>
       </w:tr>
       <w:tr>
-        <w:tblPrEx>
-          <w:tblCellMar>
-            <w:top w:w="0" w:type="dxa"/>
-            <w:bottom w:w="0" w:type="dxa"/>
-          </w:tblCellMar>
-        </w:tblPrEx>
         <w:tc>
           <w:tcPr>
             <w:tcW w:w="2400" w:type="dxa"/>
@@ -2258,6 +2742,11 @@
             </w:tcMar>
           </w:tcPr>
           <w:p>
+            <w:pPr>
+              <w:rPr>
+                <w:rFonts w:ascii="Calibri" w:hAnsi="Calibri" w:cs="Calibri"/>
+              </w:rPr>
+            </w:pPr>
             <w:r>
               <w:rPr>
                 <w:rFonts w:ascii="Calibri" w:eastAsia="Calibri" w:hAnsi="Calibri" w:cs="Calibri"/>
@@ -2288,6 +2777,11 @@
             </w:tcMar>
           </w:tcPr>
           <w:p>
+            <w:pPr>
+              <w:rPr>
+                <w:rFonts w:ascii="Calibri" w:hAnsi="Calibri" w:cs="Calibri"/>
+              </w:rPr>
+            </w:pPr>
             <w:r>
               <w:rPr>
                 <w:rFonts w:ascii="Calibri" w:eastAsia="Calibri" w:hAnsi="Calibri" w:cs="Calibri"/>
@@ -2340,6 +2834,9 @@
     <w:p>
       <w:pPr>
         <w:spacing w:after="60"/>
+        <w:rPr>
+          <w:rFonts w:ascii="Calibri" w:hAnsi="Calibri" w:cs="Calibri"/>
+        </w:rPr>
       </w:pPr>
     </w:p>
     <w:p>
@@ -2348,6 +2845,9 @@
           <w:bottom w:val="single" w:sz="8" w:space="4" w:color="1A6B72"/>
         </w:pBdr>
         <w:spacing w:before="240" w:after="80"/>
+        <w:rPr>
+          <w:rFonts w:ascii="Calibri" w:hAnsi="Calibri" w:cs="Calibri"/>
+        </w:rPr>
       </w:pPr>
       <w:r>
         <w:rPr>
@@ -2365,6 +2865,9 @@
     <w:p>
       <w:pPr>
         <w:spacing w:after="60"/>
+        <w:rPr>
+          <w:rFonts w:ascii="Calibri" w:hAnsi="Calibri" w:cs="Calibri"/>
+        </w:rPr>
       </w:pPr>
     </w:p>
     <w:tbl>
@@ -2394,12 +2897,6 @@
         <w:gridCol w:w="2620"/>
       </w:tblGrid>
       <w:tr>
-        <w:tblPrEx>
-          <w:tblCellMar>
-            <w:top w:w="0" w:type="dxa"/>
-            <w:bottom w:w="0" w:type="dxa"/>
-          </w:tblCellMar>
-        </w:tblPrEx>
         <w:tc>
           <w:tcPr>
             <w:tcW w:w="2100" w:type="dxa"/>
@@ -2420,6 +2917,9 @@
           <w:p>
             <w:pPr>
               <w:jc w:val="center"/>
+              <w:rPr>
+                <w:rFonts w:ascii="Calibri" w:hAnsi="Calibri" w:cs="Calibri"/>
+              </w:rPr>
             </w:pPr>
             <w:r>
               <w:rPr>
@@ -2444,7 +2944,13 @@
               <w:right w:val="none" w:sz="0" w:space="0" w:color="FFFFFF"/>
             </w:tcBorders>
           </w:tcPr>
-          <w:p/>
+          <w:p>
+            <w:pPr>
+              <w:rPr>
+                <w:rFonts w:ascii="Calibri" w:hAnsi="Calibri" w:cs="Calibri"/>
+              </w:rPr>
+            </w:pPr>
+          </w:p>
         </w:tc>
         <w:tc>
           <w:tcPr>
@@ -2466,6 +2972,9 @@
           <w:p>
             <w:pPr>
               <w:jc w:val="center"/>
+              <w:rPr>
+                <w:rFonts w:ascii="Calibri" w:hAnsi="Calibri" w:cs="Calibri"/>
+              </w:rPr>
             </w:pPr>
             <w:r>
               <w:rPr>
@@ -2490,7 +2999,13 @@
               <w:right w:val="none" w:sz="0" w:space="0" w:color="FFFFFF"/>
             </w:tcBorders>
           </w:tcPr>
-          <w:p/>
+          <w:p>
+            <w:pPr>
+              <w:rPr>
+                <w:rFonts w:ascii="Calibri" w:hAnsi="Calibri" w:cs="Calibri"/>
+              </w:rPr>
+            </w:pPr>
+          </w:p>
         </w:tc>
         <w:tc>
           <w:tcPr>
@@ -2512,6 +3027,9 @@
           <w:p>
             <w:pPr>
               <w:jc w:val="center"/>
+              <w:rPr>
+                <w:rFonts w:ascii="Calibri" w:hAnsi="Calibri" w:cs="Calibri"/>
+              </w:rPr>
             </w:pPr>
             <w:r>
               <w:rPr>
@@ -2536,7 +3054,13 @@
               <w:right w:val="none" w:sz="0" w:space="0" w:color="FFFFFF"/>
             </w:tcBorders>
           </w:tcPr>
-          <w:p/>
+          <w:p>
+            <w:pPr>
+              <w:rPr>
+                <w:rFonts w:ascii="Calibri" w:hAnsi="Calibri" w:cs="Calibri"/>
+              </w:rPr>
+            </w:pPr>
+          </w:p>
         </w:tc>
         <w:tc>
           <w:tcPr>
@@ -2558,6 +3082,9 @@
           <w:p>
             <w:pPr>
               <w:jc w:val="center"/>
+              <w:rPr>
+                <w:rFonts w:ascii="Calibri" w:hAnsi="Calibri" w:cs="Calibri"/>
+              </w:rPr>
             </w:pPr>
             <w:r>
               <w:rPr>
@@ -2577,11 +3104,17 @@
     <w:p>
       <w:pPr>
         <w:spacing w:after="80"/>
+        <w:rPr>
+          <w:rFonts w:ascii="Calibri" w:hAnsi="Calibri" w:cs="Calibri"/>
+        </w:rPr>
       </w:pPr>
     </w:p>
     <w:p>
       <w:pPr>
         <w:spacing w:before="40"/>
+        <w:rPr>
+          <w:rFonts w:ascii="Calibri" w:hAnsi="Calibri" w:cs="Calibri"/>
+        </w:rPr>
       </w:pPr>
       <w:r>
         <w:rPr>
@@ -2598,6 +3131,9 @@
     <w:p>
       <w:pPr>
         <w:spacing w:after="60"/>
+        <w:rPr>
+          <w:rFonts w:ascii="Calibri" w:hAnsi="Calibri" w:cs="Calibri"/>
+        </w:rPr>
       </w:pPr>
     </w:p>
     <w:p>
@@ -2606,6 +3142,9 @@
           <w:bottom w:val="single" w:sz="8" w:space="4" w:color="1A6B72"/>
         </w:pBdr>
         <w:spacing w:before="240" w:after="80"/>
+        <w:rPr>
+          <w:rFonts w:ascii="Calibri" w:hAnsi="Calibri" w:cs="Calibri"/>
+        </w:rPr>
       </w:pPr>
       <w:r>
         <w:rPr>
@@ -2623,6 +3162,9 @@
     <w:p>
       <w:pPr>
         <w:spacing w:before="80" w:after="40"/>
+        <w:rPr>
+          <w:rFonts w:ascii="Calibri" w:hAnsi="Calibri" w:cs="Calibri"/>
+        </w:rPr>
       </w:pPr>
       <w:r>
         <w:rPr>
@@ -2633,7 +3175,19 @@
           <w:sz w:val="19"/>
           <w:szCs w:val="19"/>
         </w:rPr>
-        <w:t>B.E. Information Technology</w:t>
+        <w:t xml:space="preserve">B.E. Information </w:t>
+      </w:r>
+      <w:proofErr w:type="gramStart"/>
+      <w:r>
+        <w:rPr>
+          <w:rFonts w:ascii="Calibri" w:eastAsia="Calibri" w:hAnsi="Calibri" w:cs="Calibri"/>
+          <w:b/>
+          <w:bCs/>
+          <w:color w:val="1A1A2E"/>
+          <w:sz w:val="19"/>
+          <w:szCs w:val="19"/>
+        </w:rPr>
+        <w:t>Technology</w:t>
       </w:r>
       <w:r>
         <w:rPr>
@@ -2642,7 +3196,57 @@
           <w:sz w:val="19"/>
           <w:szCs w:val="19"/>
         </w:rPr>
-        <w:t xml:space="preserve">  ·  CCS University  ·  First Division  ·  2003</w:t>
+        <w:t xml:space="preserve">  ·</w:t>
+      </w:r>
+      <w:proofErr w:type="gramEnd"/>
+      <w:r>
+        <w:rPr>
+          <w:rFonts w:ascii="Calibri" w:eastAsia="Calibri" w:hAnsi="Calibri" w:cs="Calibri"/>
+          <w:color w:val="555555"/>
+          <w:sz w:val="19"/>
+          <w:szCs w:val="19"/>
+        </w:rPr>
+        <w:t xml:space="preserve">  CCS </w:t>
+      </w:r>
+      <w:proofErr w:type="gramStart"/>
+      <w:r>
+        <w:rPr>
+          <w:rFonts w:ascii="Calibri" w:eastAsia="Calibri" w:hAnsi="Calibri" w:cs="Calibri"/>
+          <w:color w:val="555555"/>
+          <w:sz w:val="19"/>
+          <w:szCs w:val="19"/>
+        </w:rPr>
+        <w:t>University  ·</w:t>
+      </w:r>
+      <w:proofErr w:type="gramEnd"/>
+      <w:r>
+        <w:rPr>
+          <w:rFonts w:ascii="Calibri" w:eastAsia="Calibri" w:hAnsi="Calibri" w:cs="Calibri"/>
+          <w:color w:val="555555"/>
+          <w:sz w:val="19"/>
+          <w:szCs w:val="19"/>
+        </w:rPr>
+        <w:t xml:space="preserve">  First </w:t>
+      </w:r>
+      <w:proofErr w:type="gramStart"/>
+      <w:r>
+        <w:rPr>
+          <w:rFonts w:ascii="Calibri" w:eastAsia="Calibri" w:hAnsi="Calibri" w:cs="Calibri"/>
+          <w:color w:val="555555"/>
+          <w:sz w:val="19"/>
+          <w:szCs w:val="19"/>
+        </w:rPr>
+        <w:t>Division  ·</w:t>
+      </w:r>
+      <w:proofErr w:type="gramEnd"/>
+      <w:r>
+        <w:rPr>
+          <w:rFonts w:ascii="Calibri" w:eastAsia="Calibri" w:hAnsi="Calibri" w:cs="Calibri"/>
+          <w:color w:val="555555"/>
+          <w:sz w:val="19"/>
+          <w:szCs w:val="19"/>
+        </w:rPr>
+        <w:t xml:space="preserve">  2003</w:t>
       </w:r>
     </w:p>
     <w:sectPr>

--- a/docs/resume/amit-dixit.docx
+++ b/docs/resume/amit-dixit.docx
@@ -390,7 +390,6 @@
               </w:rPr>
               <w:t xml:space="preserve">  Impetus Technologies</w:t>
             </w:r>
-            <w:proofErr w:type="gramStart"/>
             <w:r>
               <w:rPr>
                 <w:rFonts w:ascii="Calibri" w:eastAsia="Calibri" w:hAnsi="Calibri" w:cs="Calibri"/>
@@ -398,17 +397,7 @@
                 <w:sz w:val="18"/>
                 <w:szCs w:val="18"/>
               </w:rPr>
-              <w:t xml:space="preserve">   [</w:t>
-            </w:r>
-            <w:proofErr w:type="gramEnd"/>
-            <w:r>
-              <w:rPr>
-                <w:rFonts w:ascii="Calibri" w:eastAsia="Calibri" w:hAnsi="Calibri" w:cs="Calibri"/>
-                <w:color w:val="1A6B72"/>
-                <w:sz w:val="18"/>
-                <w:szCs w:val="18"/>
-              </w:rPr>
-              <w:t>Growth &amp; Presales]</w:t>
+              <w:t xml:space="preserve">   </w:t>
             </w:r>
           </w:p>
           <w:p>
@@ -842,17 +831,20 @@
         <w:tblLook w:val="0000" w:firstRow="0" w:lastRow="0" w:firstColumn="0" w:lastColumn="0" w:noHBand="0" w:noVBand="0"/>
       </w:tblPr>
       <w:tblGrid>
-        <w:gridCol w:w="3268"/>
+        <w:gridCol w:w="3272"/>
         <w:gridCol w:w="140"/>
         <w:gridCol w:w="2978"/>
         <w:gridCol w:w="142"/>
         <w:gridCol w:w="3138"/>
-        <w:gridCol w:w="80"/>
+        <w:gridCol w:w="76"/>
       </w:tblGrid>
       <w:tr>
-        <w:tc>
-          <w:tcPr>
-            <w:tcW w:w="1676" w:type="pct"/>
+        <w:trPr>
+          <w:trHeight w:val="655"/>
+        </w:trPr>
+        <w:tc>
+          <w:tcPr>
+            <w:tcW w:w="1678" w:type="pct"/>
             <w:tcBorders>
               <w:top w:val="none" w:sz="0" w:space="0" w:color="FFFFFF"/>
               <w:left w:val="none" w:sz="0" w:space="0" w:color="FFFFFF"/>
@@ -1056,7 +1048,7 @@
         </w:tc>
         <w:tc>
           <w:tcPr>
-            <w:tcW w:w="42" w:type="pct"/>
+            <w:tcW w:w="40" w:type="pct"/>
             <w:tcBorders>
               <w:top w:val="none" w:sz="0" w:space="0" w:color="FFFFFF"/>
               <w:left w:val="none" w:sz="0" w:space="0" w:color="FFFFFF"/>
@@ -1074,9 +1066,66 @@
         </w:tc>
       </w:tr>
       <w:tr>
-        <w:tc>
-          <w:tcPr>
-            <w:tcW w:w="4958" w:type="pct"/>
+        <w:trPr>
+          <w:trHeight w:val="20"/>
+        </w:trPr>
+        <w:tc>
+          <w:tcPr>
+            <w:tcW w:w="4960" w:type="pct"/>
+            <w:gridSpan w:val="5"/>
+            <w:tcBorders>
+              <w:top w:val="none" w:sz="0" w:space="0" w:color="FFFFFF"/>
+              <w:left w:val="none" w:sz="0" w:space="0" w:color="FFFFFF"/>
+              <w:bottom w:val="none" w:sz="0" w:space="0" w:color="FFFFFF"/>
+              <w:right w:val="none" w:sz="0" w:space="0" w:color="FFFFFF"/>
+            </w:tcBorders>
+            <w:tcMar>
+              <w:top w:w="80" w:type="dxa"/>
+              <w:left w:w="100" w:type="dxa"/>
+              <w:bottom w:w="80" w:type="dxa"/>
+              <w:right w:w="100" w:type="dxa"/>
+            </w:tcMar>
+          </w:tcPr>
+          <w:p>
+            <w:pPr>
+              <w:spacing w:after="30"/>
+              <w:rPr>
+                <w:rFonts w:ascii="Calibri" w:eastAsia="Calibri" w:hAnsi="Calibri" w:cs="Calibri"/>
+                <w:b/>
+                <w:bCs/>
+                <w:color w:val="1A6B72"/>
+                <w:sz w:val="6"/>
+                <w:szCs w:val="6"/>
+              </w:rPr>
+            </w:pPr>
+          </w:p>
+        </w:tc>
+        <w:tc>
+          <w:tcPr>
+            <w:tcW w:w="40" w:type="pct"/>
+            <w:tcBorders>
+              <w:top w:val="none" w:sz="0" w:space="0" w:color="FFFFFF"/>
+              <w:left w:val="none" w:sz="0" w:space="0" w:color="FFFFFF"/>
+              <w:bottom w:val="none" w:sz="0" w:space="0" w:color="FFFFFF"/>
+              <w:right w:val="none" w:sz="0" w:space="0" w:color="FFFFFF"/>
+            </w:tcBorders>
+          </w:tcPr>
+          <w:p>
+            <w:pPr>
+              <w:rPr>
+                <w:rFonts w:ascii="Calibri" w:hAnsi="Calibri" w:cs="Calibri"/>
+              </w:rPr>
+            </w:pPr>
+          </w:p>
+        </w:tc>
+      </w:tr>
+      <w:tr>
+        <w:trPr>
+          <w:trHeight w:val="22"/>
+        </w:trPr>
+        <w:tc>
+          <w:tcPr>
+            <w:tcW w:w="4960" w:type="pct"/>
             <w:gridSpan w:val="5"/>
             <w:tcBorders>
               <w:top w:val="none" w:sz="0" w:space="0" w:color="FFFFFF"/>
@@ -1109,9 +1158,9 @@
                 <w:rFonts w:ascii="Calibri" w:eastAsia="Calibri" w:hAnsi="Calibri" w:cs="Calibri"/>
                 <w:b/>
                 <w:bCs/>
-                <w:color w:val="3C3489"/>
-                <w:sz w:val="19"/>
-                <w:szCs w:val="19"/>
+                <w:color w:val="1A6B72"/>
+                <w:sz w:val="18"/>
+                <w:szCs w:val="18"/>
               </w:rPr>
               <w:t>Founding Member, Impetus Presales Practice</w:t>
             </w:r>
@@ -1182,7 +1231,7 @@
         </w:tc>
         <w:tc>
           <w:tcPr>
-            <w:tcW w:w="42" w:type="pct"/>
+            <w:tcW w:w="40" w:type="pct"/>
             <w:tcBorders>
               <w:top w:val="none" w:sz="0" w:space="0" w:color="FFFFFF"/>
               <w:left w:val="none" w:sz="0" w:space="0" w:color="FFFFFF"/>
@@ -1573,6 +1622,7 @@
           <w:sz w:val="19"/>
           <w:szCs w:val="19"/>
         </w:rPr>
+        <w:lastRenderedPageBreak/>
         <w:t xml:space="preserve">Founding member of Impetus' Context Engineering initiative — </w:t>
       </w:r>
       <w:r>
@@ -1606,7 +1656,6 @@
           <w:sz w:val="19"/>
           <w:szCs w:val="19"/>
         </w:rPr>
-        <w:lastRenderedPageBreak/>
         <w:t xml:space="preserve">Architect legacy estate exits: </w:t>
       </w:r>
       <w:r>

--- a/docs/resume/amit-dixit.docx
+++ b/docs/resume/amit-dixit.docx
@@ -1438,7 +1438,7 @@
           <w:sz w:val="19"/>
           <w:szCs w:val="19"/>
         </w:rPr>
-        <w:t xml:space="preserve">lead and mentor a presales team of </w:t>
+        <w:t>lead and mentor</w:t>
       </w:r>
       <w:r>
         <w:rPr>
@@ -1447,7 +1447,34 @@
           <w:sz w:val="19"/>
           <w:szCs w:val="19"/>
         </w:rPr>
-        <w:t>3</w:t>
+        <w:t>ed</w:t>
+      </w:r>
+      <w:r>
+        <w:rPr>
+          <w:rFonts w:ascii="Calibri" w:eastAsia="Calibri" w:hAnsi="Calibri" w:cs="Calibri"/>
+          <w:color w:val="555555"/>
+          <w:sz w:val="19"/>
+          <w:szCs w:val="19"/>
+        </w:rPr>
+        <w:t xml:space="preserve"> </w:t>
+      </w:r>
+      <w:r>
+        <w:rPr>
+          <w:rFonts w:ascii="Calibri" w:eastAsia="Calibri" w:hAnsi="Calibri" w:cs="Calibri"/>
+          <w:color w:val="555555"/>
+          <w:sz w:val="19"/>
+          <w:szCs w:val="19"/>
+        </w:rPr>
+        <w:t>the</w:t>
+      </w:r>
+      <w:r>
+        <w:rPr>
+          <w:rFonts w:ascii="Calibri" w:eastAsia="Calibri" w:hAnsi="Calibri" w:cs="Calibri"/>
+          <w:color w:val="555555"/>
+          <w:sz w:val="19"/>
+          <w:szCs w:val="19"/>
+        </w:rPr>
+        <w:t xml:space="preserve"> presales team</w:t>
       </w:r>
     </w:p>
     <w:p>

--- a/docs/resume/amit-dixit.docx
+++ b/docs/resume/amit-dixit.docx
@@ -309,21 +309,85 @@
                 <w:color w:val="2C2C2C"/>
                 <w:sz w:val="18"/>
               </w:rPr>
-              <w:t xml:space="preserve"> Customer Facing  ·  Legacy Estate Exit</w:t>
+              <w:t xml:space="preserve"> Customer </w:t>
+            </w:r>
+            <w:proofErr w:type="gramStart"/>
+            <w:r>
+              <w:rPr>
+                <w:color w:val="2C2C2C"/>
+                <w:sz w:val="18"/>
+              </w:rPr>
+              <w:t>Facing  ·</w:t>
+            </w:r>
+            <w:proofErr w:type="gramEnd"/>
+            <w:r>
+              <w:rPr>
+                <w:color w:val="2C2C2C"/>
+                <w:sz w:val="18"/>
+              </w:rPr>
+              <w:t xml:space="preserve">  Legacy Estate </w:t>
+            </w:r>
+            <w:proofErr w:type="gramStart"/>
+            <w:r>
+              <w:rPr>
+                <w:color w:val="2C2C2C"/>
+                <w:sz w:val="18"/>
+              </w:rPr>
+              <w:t>Exit</w:t>
             </w:r>
             <w:r>
               <w:rPr>
                 <w:color w:val="2C2C2C"/>
                 <w:sz w:val="18"/>
               </w:rPr>
-              <w:t xml:space="preserve">  ·  Cloud Migration</w:t>
+              <w:t xml:space="preserve">  ·</w:t>
+            </w:r>
+            <w:proofErr w:type="gramEnd"/>
+            <w:r>
+              <w:rPr>
+                <w:color w:val="2C2C2C"/>
+                <w:sz w:val="18"/>
+              </w:rPr>
+              <w:t xml:space="preserve">  Cloud </w:t>
+            </w:r>
+            <w:proofErr w:type="gramStart"/>
+            <w:r>
+              <w:rPr>
+                <w:color w:val="2C2C2C"/>
+                <w:sz w:val="18"/>
+              </w:rPr>
+              <w:t>Migration</w:t>
             </w:r>
             <w:r>
               <w:rPr>
                 <w:color w:val="2C2C2C"/>
                 <w:sz w:val="18"/>
               </w:rPr>
-              <w:t xml:space="preserve">  ·  Agentic AI &amp; RAGOps  ·  RegTech (BCBS 239 · SFDR</w:t>
+              <w:t xml:space="preserve">  ·</w:t>
+            </w:r>
+            <w:proofErr w:type="gramEnd"/>
+            <w:r>
+              <w:rPr>
+                <w:color w:val="2C2C2C"/>
+                <w:sz w:val="18"/>
+              </w:rPr>
+              <w:t xml:space="preserve">  Agentic AI &amp; </w:t>
+            </w:r>
+            <w:proofErr w:type="gramStart"/>
+            <w:r>
+              <w:rPr>
+                <w:color w:val="2C2C2C"/>
+                <w:sz w:val="18"/>
+              </w:rPr>
+              <w:t>RAGOps  ·</w:t>
+            </w:r>
+            <w:proofErr w:type="gramEnd"/>
+            <w:r>
+              <w:rPr>
+                <w:color w:val="2C2C2C"/>
+                <w:sz w:val="18"/>
+              </w:rPr>
+              <w:t xml:space="preserve">  RegTech (BCBS 239 · SFDR</w:t>
             </w:r>
             <w:r>
               <w:rPr>
@@ -394,8 +458,25 @@
                 <w:color w:val="2C2C2C"/>
                 <w:sz w:val="18"/>
               </w:rPr>
-              <w:t xml:space="preserve">Tier-1 European Banks  ·  Regulated </w:t>
+              <w:t xml:space="preserve">Tier-1 European </w:t>
             </w:r>
+            <w:proofErr w:type="gramStart"/>
+            <w:r>
+              <w:rPr>
+                <w:color w:val="2C2C2C"/>
+                <w:sz w:val="18"/>
+              </w:rPr>
+              <w:t>Banks  ·</w:t>
+            </w:r>
+            <w:proofErr w:type="gramEnd"/>
+            <w:r>
+              <w:rPr>
+                <w:color w:val="2C2C2C"/>
+                <w:sz w:val="18"/>
+              </w:rPr>
+              <w:t xml:space="preserve">  Regulated </w:t>
+            </w:r>
+            <w:proofErr w:type="gramStart"/>
             <w:r>
               <w:rPr>
                 <w:color w:val="2C2C2C"/>
@@ -408,7 +489,47 @@
                 <w:color w:val="2C2C2C"/>
                 <w:sz w:val="18"/>
               </w:rPr>
-              <w:t xml:space="preserve">  ·  AWS  ·  Databricks  ·  Snowflake</w:t>
+              <w:t xml:space="preserve">  ·</w:t>
+            </w:r>
+            <w:proofErr w:type="gramEnd"/>
+            <w:r>
+              <w:rPr>
+                <w:color w:val="2C2C2C"/>
+                <w:sz w:val="18"/>
+              </w:rPr>
+              <w:t xml:space="preserve">  </w:t>
+            </w:r>
+            <w:proofErr w:type="gramStart"/>
+            <w:r>
+              <w:rPr>
+                <w:color w:val="2C2C2C"/>
+                <w:sz w:val="18"/>
+              </w:rPr>
+              <w:t>AWS  ·</w:t>
+            </w:r>
+            <w:proofErr w:type="gramEnd"/>
+            <w:r>
+              <w:rPr>
+                <w:color w:val="2C2C2C"/>
+                <w:sz w:val="18"/>
+              </w:rPr>
+              <w:t xml:space="preserve">  </w:t>
+            </w:r>
+            <w:proofErr w:type="gramStart"/>
+            <w:r>
+              <w:rPr>
+                <w:color w:val="2C2C2C"/>
+                <w:sz w:val="18"/>
+              </w:rPr>
+              <w:t>Databricks  ·</w:t>
+            </w:r>
+            <w:proofErr w:type="gramEnd"/>
+            <w:r>
+              <w:rPr>
+                <w:color w:val="2C2C2C"/>
+                <w:sz w:val="18"/>
+              </w:rPr>
+              <w:t xml:space="preserve">  Snowflake</w:t>
             </w:r>
           </w:p>
         </w:tc>
@@ -479,21 +600,69 @@
                 <w:color w:val="2C2C2C"/>
                 <w:sz w:val="18"/>
               </w:rPr>
-              <w:t xml:space="preserve"> via AI</w:t>
+              <w:t xml:space="preserve"> via </w:t>
+            </w:r>
+            <w:proofErr w:type="gramStart"/>
+            <w:r>
+              <w:rPr>
+                <w:color w:val="2C2C2C"/>
+                <w:sz w:val="18"/>
+              </w:rPr>
+              <w:t>AI</w:t>
             </w:r>
             <w:r>
               <w:rPr>
                 <w:color w:val="2C2C2C"/>
                 <w:sz w:val="18"/>
               </w:rPr>
-              <w:t xml:space="preserve">  ·  </w:t>
+              <w:t xml:space="preserve">  ·</w:t>
+            </w:r>
+            <w:proofErr w:type="gramEnd"/>
+            <w:r>
+              <w:rPr>
+                <w:color w:val="2C2C2C"/>
+                <w:sz w:val="18"/>
+              </w:rPr>
+              <w:t xml:space="preserve">  </w:t>
             </w:r>
             <w:r>
               <w:rPr>
                 <w:color w:val="2C2C2C"/>
                 <w:sz w:val="18"/>
               </w:rPr>
-              <w:t>Forward-Deploy  ·  Context Engineering  ·  Partner</w:t>
+              <w:t>Forward-</w:t>
+            </w:r>
+            <w:proofErr w:type="gramStart"/>
+            <w:r>
+              <w:rPr>
+                <w:color w:val="2C2C2C"/>
+                <w:sz w:val="18"/>
+              </w:rPr>
+              <w:t>Deploy  ·</w:t>
+            </w:r>
+            <w:proofErr w:type="gramEnd"/>
+            <w:r>
+              <w:rPr>
+                <w:color w:val="2C2C2C"/>
+                <w:sz w:val="18"/>
+              </w:rPr>
+              <w:t xml:space="preserve">  Context </w:t>
+            </w:r>
+            <w:proofErr w:type="gramStart"/>
+            <w:r>
+              <w:rPr>
+                <w:color w:val="2C2C2C"/>
+                <w:sz w:val="18"/>
+              </w:rPr>
+              <w:t>Engineering  ·</w:t>
+            </w:r>
+            <w:proofErr w:type="gramEnd"/>
+            <w:r>
+              <w:rPr>
+                <w:color w:val="2C2C2C"/>
+                <w:sz w:val="18"/>
+              </w:rPr>
+              <w:t xml:space="preserve">  Partner</w:t>
             </w:r>
             <w:r>
               <w:rPr>
@@ -514,7 +683,15 @@
                 <w:color w:val="2C2C2C"/>
                 <w:sz w:val="18"/>
               </w:rPr>
-              <w:t xml:space="preserve"> Upli</w:t>
+              <w:t xml:space="preserve"> </w:t>
+            </w:r>
+            <w:proofErr w:type="gramStart"/>
+            <w:r>
+              <w:rPr>
+                <w:color w:val="2C2C2C"/>
+                <w:sz w:val="18"/>
+              </w:rPr>
+              <w:t>Upli</w:t>
             </w:r>
             <w:r>
               <w:rPr>
@@ -535,7 +712,15 @@
                 <w:color w:val="2C2C2C"/>
                 <w:sz w:val="18"/>
               </w:rPr>
-              <w:t xml:space="preserve">  ·  Insight-Led Proposals</w:t>
+              <w:t xml:space="preserve">  ·</w:t>
+            </w:r>
+            <w:proofErr w:type="gramEnd"/>
+            <w:r>
+              <w:rPr>
+                <w:color w:val="2C2C2C"/>
+                <w:sz w:val="18"/>
+              </w:rPr>
+              <w:t xml:space="preserve">  Insight-Led Proposals</w:t>
             </w:r>
           </w:p>
         </w:tc>
@@ -599,7 +784,55 @@
                 <w:color w:val="2C2C2C"/>
                 <w:sz w:val="18"/>
               </w:rPr>
-              <w:t xml:space="preserve">Semantic-First Architecture  ·  Technical Storytelling  ·  Presales Content &amp; Messaging  ·  </w:t>
+              <w:t xml:space="preserve">Semantic-First </w:t>
+            </w:r>
+            <w:proofErr w:type="gramStart"/>
+            <w:r>
+              <w:rPr>
+                <w:color w:val="2C2C2C"/>
+                <w:sz w:val="18"/>
+              </w:rPr>
+              <w:t>Architecture  ·</w:t>
+            </w:r>
+            <w:proofErr w:type="gramEnd"/>
+            <w:r>
+              <w:rPr>
+                <w:color w:val="2C2C2C"/>
+                <w:sz w:val="18"/>
+              </w:rPr>
+              <w:t xml:space="preserve">  Technical </w:t>
+            </w:r>
+            <w:proofErr w:type="gramStart"/>
+            <w:r>
+              <w:rPr>
+                <w:color w:val="2C2C2C"/>
+                <w:sz w:val="18"/>
+              </w:rPr>
+              <w:t>Storytelling  ·</w:t>
+            </w:r>
+            <w:proofErr w:type="gramEnd"/>
+            <w:r>
+              <w:rPr>
+                <w:color w:val="2C2C2C"/>
+                <w:sz w:val="18"/>
+              </w:rPr>
+              <w:t xml:space="preserve">  Presales Content &amp; </w:t>
+            </w:r>
+            <w:proofErr w:type="gramStart"/>
+            <w:r>
+              <w:rPr>
+                <w:color w:val="2C2C2C"/>
+                <w:sz w:val="18"/>
+              </w:rPr>
+              <w:t>Messaging  ·</w:t>
+            </w:r>
+            <w:proofErr w:type="gramEnd"/>
+            <w:r>
+              <w:rPr>
+                <w:color w:val="2C2C2C"/>
+                <w:sz w:val="18"/>
+              </w:rPr>
+              <w:t xml:space="preserve">  </w:t>
             </w:r>
             <w:r>
               <w:rPr>
@@ -707,7 +940,119 @@
                 <w:color w:val="0A1628"/>
                 <w:sz w:val="18"/>
               </w:rPr>
-              <w:t xml:space="preserve">Presales Leadership </w:t>
+              <w:t>Large Deals</w:t>
+            </w:r>
+            <w:r>
+              <w:rPr>
+                <w:color w:val="0A1628"/>
+                <w:sz w:val="18"/>
+              </w:rPr>
+              <w:t xml:space="preserve"> </w:t>
+            </w:r>
+            <w:r>
+              <w:rPr>
+                <w:color w:val="0A1628"/>
+                <w:sz w:val="18"/>
+              </w:rPr>
+              <w:t xml:space="preserve">   ·   </w:t>
+            </w:r>
+            <w:r>
+              <w:rPr>
+                <w:color w:val="0A1628"/>
+                <w:sz w:val="18"/>
+              </w:rPr>
+              <w:t>Complex Deal Navigation</w:t>
+            </w:r>
+            <w:r>
+              <w:rPr>
+                <w:color w:val="0A1628"/>
+                <w:sz w:val="18"/>
+              </w:rPr>
+              <w:t xml:space="preserve"> </w:t>
+            </w:r>
+            <w:r>
+              <w:rPr>
+                <w:color w:val="0A1628"/>
+                <w:sz w:val="18"/>
+              </w:rPr>
+              <w:t xml:space="preserve"> </w:t>
+            </w:r>
+            <w:r>
+              <w:rPr>
+                <w:color w:val="0A1628"/>
+                <w:sz w:val="18"/>
+              </w:rPr>
+              <w:t xml:space="preserve"> </w:t>
+            </w:r>
+            <w:r>
+              <w:rPr>
+                <w:color w:val="0A1628"/>
+                <w:sz w:val="18"/>
+              </w:rPr>
+              <w:t xml:space="preserve">·   </w:t>
+            </w:r>
+            <w:r>
+              <w:rPr>
+                <w:color w:val="0A1628"/>
+                <w:sz w:val="18"/>
+              </w:rPr>
+              <w:t>Deal Coalition</w:t>
+            </w:r>
+            <w:r>
+              <w:rPr>
+                <w:color w:val="0A1628"/>
+                <w:sz w:val="18"/>
+              </w:rPr>
+              <w:t xml:space="preserve"> </w:t>
+            </w:r>
+            <w:r>
+              <w:rPr>
+                <w:color w:val="0A1628"/>
+                <w:sz w:val="18"/>
+              </w:rPr>
+              <w:t xml:space="preserve"> </w:t>
+            </w:r>
+            <w:r>
+              <w:rPr>
+                <w:color w:val="0A1628"/>
+                <w:sz w:val="18"/>
+              </w:rPr>
+              <w:t xml:space="preserve"> </w:t>
+            </w:r>
+            <w:r>
+              <w:rPr>
+                <w:color w:val="0A1628"/>
+                <w:sz w:val="18"/>
+              </w:rPr>
+              <w:t xml:space="preserve">·  </w:t>
+            </w:r>
+            <w:r>
+              <w:rPr>
+                <w:color w:val="0A1628"/>
+                <w:sz w:val="18"/>
+              </w:rPr>
+              <w:t xml:space="preserve"> </w:t>
+            </w:r>
+            <w:r>
+              <w:rPr>
+                <w:color w:val="0A1628"/>
+                <w:sz w:val="18"/>
+              </w:rPr>
+              <w:t>Presales Leadership</w:t>
+            </w:r>
+            <w:r>
+              <w:rPr>
+                <w:color w:val="0A1628"/>
+                <w:sz w:val="18"/>
+              </w:rPr>
+              <w:t xml:space="preserve">   ·   Lead by Example</w:t>
+            </w:r>
+            <w:r>
+              <w:rPr>
+                <w:color w:val="0A1628"/>
+                <w:sz w:val="18"/>
+              </w:rPr>
+              <w:t xml:space="preserve"> </w:t>
             </w:r>
             <w:r>
               <w:rPr>
@@ -735,7 +1080,7 @@
                 <w:color w:val="0A1628"/>
                 <w:sz w:val="18"/>
               </w:rPr>
-              <w:t xml:space="preserve">   ·   Solution Architecture   ·   Partner Funding (AWS</w:t>
+              <w:t xml:space="preserve">   ·   Partner Funding (AWS</w:t>
             </w:r>
             <w:r>
               <w:rPr>
@@ -756,49 +1101,30 @@
                 <w:color w:val="0A1628"/>
                 <w:sz w:val="18"/>
               </w:rPr>
-              <w:t>/Microsoft</w:t>
+              <w:t>/</w:t>
+            </w:r>
+            <w:proofErr w:type="gramStart"/>
+            <w:r>
+              <w:rPr>
+                <w:color w:val="0A1628"/>
+                <w:sz w:val="18"/>
+              </w:rPr>
+              <w:t>Microsoft</w:t>
             </w:r>
             <w:r>
               <w:rPr>
                 <w:color w:val="0A1628"/>
                 <w:sz w:val="18"/>
               </w:rPr>
-              <w:t>)   ·   Cloud Migration (AWS · Azure · Databricks · Snowflake)   ·   Agentic AI Architecture   ·   Context Engineering   ·   Semantic Layer Design   ·   RegTech (BCBS 239</w:t>
+              <w:t xml:space="preserve">)   </w:t>
             </w:r>
+            <w:proofErr w:type="gramEnd"/>
             <w:r>
               <w:rPr>
                 <w:color w:val="0A1628"/>
                 <w:sz w:val="18"/>
               </w:rPr>
-              <w:t xml:space="preserve">, </w:t>
-            </w:r>
-            <w:r>
-              <w:rPr>
-                <w:color w:val="0A1628"/>
-                <w:sz w:val="18"/>
-              </w:rPr>
-              <w:t>S</w:t>
-            </w:r>
-            <w:r>
-              <w:rPr>
-                <w:color w:val="0A1628"/>
-                <w:sz w:val="18"/>
-              </w:rPr>
-              <w:t>FDR</w:t>
-            </w:r>
-            <w:r>
-              <w:rPr>
-                <w:color w:val="0A1628"/>
-                <w:sz w:val="18"/>
-              </w:rPr>
-              <w:t>)</w:t>
-            </w:r>
-            <w:r>
-              <w:rPr>
-                <w:color w:val="0A1628"/>
-                <w:sz w:val="18"/>
-              </w:rPr>
-              <w:t xml:space="preserve"> </w:t>
+              <w:t>·   Context Engineering   ·   Semantic Layer Design</w:t>
             </w:r>
           </w:p>
         </w:tc>
@@ -919,6 +1245,30 @@
             </w:r>
             <w:r>
               <w:rPr>
+                <w:color w:val="555555"/>
+              </w:rPr>
+              <w:t>Leading UK</w:t>
+            </w:r>
+            <w:r>
+              <w:rPr>
+                <w:color w:val="555555"/>
+              </w:rPr>
+              <w:t>/EU</w:t>
+            </w:r>
+            <w:r>
+              <w:rPr>
+                <w:color w:val="555555"/>
+              </w:rPr>
+              <w:t xml:space="preserve"> Presales</w:t>
+            </w:r>
+            <w:r>
+              <w:rPr>
+                <w:color w:val="555555"/>
+              </w:rPr>
+              <w:t xml:space="preserve">   ·   </w:t>
+            </w:r>
+            <w:r>
+              <w:rPr>
                 <w:color w:val="1A56B0"/>
               </w:rPr>
               <w:t>Dec 2009 – Present</w:t>
@@ -979,6 +1329,7 @@
         <w:spacing w:before="40" w:after="40"/>
         <w:ind w:left="216"/>
       </w:pPr>
+      <w:proofErr w:type="gramStart"/>
       <w:r>
         <w:rPr>
           <w:b/>
@@ -992,7 +1343,15 @@
           <w:color w:val="2C2C2C"/>
           <w:sz w:val="19"/>
         </w:rPr>
-        <w:t>Delivered marquee wins at Barclays (BCBS 239 · Netezza/Informatica → Databricks · data lineage), Danske Bank (SAS/Mainframe → Databricks), and Swisscom (Teradata/Informatica modernisation)</w:t>
+        <w:t>Delivered</w:t>
+      </w:r>
+      <w:proofErr w:type="gramEnd"/>
+      <w:r>
+        <w:rPr>
+          <w:color w:val="2C2C2C"/>
+          <w:sz w:val="19"/>
+        </w:rPr>
+        <w:t xml:space="preserve"> marquee wins at Barclays (BCBS 239 · Netezza/Informatica → Databricks · data lineage), Danske Bank (SAS/Mainframe → Databricks), and Swisscom (Teradata/Informatica modernisation)</w:t>
       </w:r>
       <w:r>
         <w:rPr>

--- a/docs/resume/amit-dixit.docx
+++ b/docs/resume/amit-dixit.docx
@@ -309,85 +309,21 @@
                 <w:color w:val="2C2C2C"/>
                 <w:sz w:val="18"/>
               </w:rPr>
-              <w:t xml:space="preserve"> Customer </w:t>
-            </w:r>
-            <w:proofErr w:type="gramStart"/>
-            <w:r>
-              <w:rPr>
-                <w:color w:val="2C2C2C"/>
-                <w:sz w:val="18"/>
-              </w:rPr>
-              <w:t>Facing  ·</w:t>
-            </w:r>
-            <w:proofErr w:type="gramEnd"/>
-            <w:r>
-              <w:rPr>
-                <w:color w:val="2C2C2C"/>
-                <w:sz w:val="18"/>
-              </w:rPr>
-              <w:t xml:space="preserve">  Legacy Estate </w:t>
-            </w:r>
-            <w:proofErr w:type="gramStart"/>
-            <w:r>
-              <w:rPr>
-                <w:color w:val="2C2C2C"/>
-                <w:sz w:val="18"/>
-              </w:rPr>
-              <w:t>Exit</w:t>
+              <w:t>Customer Facing  ·  Legacy Estate Exit</w:t>
             </w:r>
             <w:r>
               <w:rPr>
                 <w:color w:val="2C2C2C"/>
                 <w:sz w:val="18"/>
               </w:rPr>
-              <w:t xml:space="preserve">  ·</w:t>
-            </w:r>
-            <w:proofErr w:type="gramEnd"/>
-            <w:r>
-              <w:rPr>
-                <w:color w:val="2C2C2C"/>
-                <w:sz w:val="18"/>
-              </w:rPr>
-              <w:t xml:space="preserve">  Cloud </w:t>
-            </w:r>
-            <w:proofErr w:type="gramStart"/>
-            <w:r>
-              <w:rPr>
-                <w:color w:val="2C2C2C"/>
-                <w:sz w:val="18"/>
-              </w:rPr>
-              <w:t>Migration</w:t>
+              <w:t xml:space="preserve">  ·  Cloud Migration</w:t>
             </w:r>
             <w:r>
               <w:rPr>
                 <w:color w:val="2C2C2C"/>
                 <w:sz w:val="18"/>
               </w:rPr>
-              <w:t xml:space="preserve">  ·</w:t>
-            </w:r>
-            <w:proofErr w:type="gramEnd"/>
-            <w:r>
-              <w:rPr>
-                <w:color w:val="2C2C2C"/>
-                <w:sz w:val="18"/>
-              </w:rPr>
-              <w:t xml:space="preserve">  Agentic AI &amp; </w:t>
-            </w:r>
-            <w:proofErr w:type="gramStart"/>
-            <w:r>
-              <w:rPr>
-                <w:color w:val="2C2C2C"/>
-                <w:sz w:val="18"/>
-              </w:rPr>
-              <w:t>RAGOps  ·</w:t>
-            </w:r>
-            <w:proofErr w:type="gramEnd"/>
-            <w:r>
-              <w:rPr>
-                <w:color w:val="2C2C2C"/>
-                <w:sz w:val="18"/>
-              </w:rPr>
-              <w:t xml:space="preserve">  RegTech (BCBS 239 · SFDR</w:t>
+              <w:t xml:space="preserve">  ·  Agentic AI &amp; RAGOps  ·  RegTech (BCBS 239 · SFDR</w:t>
             </w:r>
             <w:r>
               <w:rPr>
@@ -623,14 +559,7 @@
                 <w:color w:val="2C2C2C"/>
                 <w:sz w:val="18"/>
               </w:rPr>
-              <w:t xml:space="preserve">  </w:t>
-            </w:r>
-            <w:r>
-              <w:rPr>
-                <w:color w:val="2C2C2C"/>
-                <w:sz w:val="18"/>
-              </w:rPr>
-              <w:t>Forward-</w:t>
+              <w:t xml:space="preserve">  Forward-</w:t>
             </w:r>
             <w:proofErr w:type="gramStart"/>
             <w:r>
@@ -947,14 +876,7 @@
                 <w:color w:val="0A1628"/>
                 <w:sz w:val="18"/>
               </w:rPr>
-              <w:t xml:space="preserve"> </w:t>
-            </w:r>
-            <w:r>
-              <w:rPr>
-                <w:color w:val="0A1628"/>
-                <w:sz w:val="18"/>
-              </w:rPr>
-              <w:t xml:space="preserve">   ·   </w:t>
+              <w:t xml:space="preserve">    ·   </w:t>
             </w:r>
             <w:r>
               <w:rPr>
@@ -1080,28 +1002,7 @@
                 <w:color w:val="0A1628"/>
                 <w:sz w:val="18"/>
               </w:rPr>
-              <w:t xml:space="preserve">   ·   Partner Funding (AWS</w:t>
-            </w:r>
-            <w:r>
-              <w:rPr>
-                <w:color w:val="0A1628"/>
-                <w:sz w:val="18"/>
-              </w:rPr>
-              <w:t>/</w:t>
-            </w:r>
-            <w:r>
-              <w:rPr>
-                <w:color w:val="0A1628"/>
-                <w:sz w:val="18"/>
-              </w:rPr>
-              <w:t>Databricks</w:t>
-            </w:r>
-            <w:r>
-              <w:rPr>
-                <w:color w:val="0A1628"/>
-                <w:sz w:val="18"/>
-              </w:rPr>
-              <w:t>/</w:t>
+              <w:t xml:space="preserve">   ·   Partner </w:t>
             </w:r>
             <w:proofErr w:type="gramStart"/>
             <w:r>
@@ -1109,14 +1010,21 @@
                 <w:color w:val="0A1628"/>
                 <w:sz w:val="18"/>
               </w:rPr>
-              <w:t>Microsoft</w:t>
+              <w:t xml:space="preserve">Funding </w:t>
             </w:r>
             <w:r>
               <w:rPr>
                 <w:color w:val="0A1628"/>
                 <w:sz w:val="18"/>
               </w:rPr>
-              <w:t xml:space="preserve">)   </w:t>
+              <w:t xml:space="preserve"> </w:t>
+            </w:r>
+            <w:r>
+              <w:rPr>
+                <w:color w:val="0A1628"/>
+                <w:sz w:val="18"/>
+              </w:rPr>
+              <w:t>·</w:t>
             </w:r>
             <w:proofErr w:type="gramEnd"/>
             <w:r>
@@ -1124,7 +1032,7 @@
                 <w:color w:val="0A1628"/>
                 <w:sz w:val="18"/>
               </w:rPr>
-              <w:t>·   Context Engineering   ·   Semantic Layer Design</w:t>
+              <w:t xml:space="preserve">   Context Engineering   ·   Semantic Layer Design</w:t>
             </w:r>
           </w:p>
         </w:tc>
@@ -1259,13 +1167,7 @@
               <w:rPr>
                 <w:color w:val="555555"/>
               </w:rPr>
-              <w:t xml:space="preserve"> Presales</w:t>
-            </w:r>
-            <w:r>
-              <w:rPr>
-                <w:color w:val="555555"/>
-              </w:rPr>
-              <w:t xml:space="preserve">   ·   </w:t>
+              <w:t xml:space="preserve"> Presales   ·   </w:t>
             </w:r>
             <w:r>
               <w:rPr>
@@ -1949,7 +1851,7 @@
                 <w:color w:val="0A1628"/>
                 <w:sz w:val="18"/>
               </w:rPr>
-              <w:t>Semantic &amp; Context Engineering</w:t>
+              <w:t>Context Engineering</w:t>
             </w:r>
           </w:p>
         </w:tc>
@@ -2044,7 +1946,7 @@
                 <w:color w:val="2C2C2C"/>
                 <w:sz w:val="18"/>
               </w:rPr>
-              <w:t>AWS · Azure · Databricks · Snowflake · GCP · Spark · Redshift · Glue</w:t>
+              <w:t>AWS · Databricks · Snowflake · Spark · Redshift · Glue</w:t>
             </w:r>
           </w:p>
         </w:tc>
@@ -2108,7 +2010,42 @@
                 <w:color w:val="2C2C2C"/>
                 <w:sz w:val="18"/>
               </w:rPr>
-              <w:t>TOGAF · Solution Architecture · RFP/RFI/SOW · C-Suite Advisory · Python · Scala · Java</w:t>
+              <w:t xml:space="preserve">TOGAF · Solution Architecture · </w:t>
+            </w:r>
+            <w:r>
+              <w:rPr>
+                <w:color w:val="2C2C2C"/>
+                <w:sz w:val="18"/>
+              </w:rPr>
+              <w:t>Agentic Architecture</w:t>
+            </w:r>
+            <w:r>
+              <w:rPr>
+                <w:color w:val="2C2C2C"/>
+                <w:sz w:val="18"/>
+              </w:rPr>
+              <w:t xml:space="preserve"> · </w:t>
+            </w:r>
+            <w:r>
+              <w:rPr>
+                <w:color w:val="2C2C2C"/>
+                <w:sz w:val="18"/>
+              </w:rPr>
+              <w:t>RFP/RFI/SOW ·</w:t>
+            </w:r>
+            <w:r>
+              <w:rPr>
+                <w:color w:val="2C2C2C"/>
+                <w:sz w:val="18"/>
+              </w:rPr>
+              <w:t xml:space="preserve"> C/C++ </w:t>
+            </w:r>
+            <w:r>
+              <w:rPr>
+                <w:color w:val="2C2C2C"/>
+                <w:sz w:val="18"/>
+              </w:rPr>
+              <w:t>· Python · Scala · Java</w:t>
             </w:r>
           </w:p>
         </w:tc>

--- a/docs/resume/amit-dixit.docx
+++ b/docs/resume/amit-dixit.docx
@@ -309,21 +309,85 @@
                 <w:color w:val="2C2C2C"/>
                 <w:sz w:val="18"/>
               </w:rPr>
-              <w:t>Customer Facing  ·  Legacy Estate Exit</w:t>
+              <w:t xml:space="preserve">Customer </w:t>
+            </w:r>
+            <w:proofErr w:type="gramStart"/>
+            <w:r>
+              <w:rPr>
+                <w:color w:val="2C2C2C"/>
+                <w:sz w:val="18"/>
+              </w:rPr>
+              <w:t>Facing  ·</w:t>
+            </w:r>
+            <w:proofErr w:type="gramEnd"/>
+            <w:r>
+              <w:rPr>
+                <w:color w:val="2C2C2C"/>
+                <w:sz w:val="18"/>
+              </w:rPr>
+              <w:t xml:space="preserve">  Legacy Estate </w:t>
+            </w:r>
+            <w:proofErr w:type="gramStart"/>
+            <w:r>
+              <w:rPr>
+                <w:color w:val="2C2C2C"/>
+                <w:sz w:val="18"/>
+              </w:rPr>
+              <w:t>Exit</w:t>
             </w:r>
             <w:r>
               <w:rPr>
                 <w:color w:val="2C2C2C"/>
                 <w:sz w:val="18"/>
               </w:rPr>
-              <w:t xml:space="preserve">  ·  Cloud Migration</w:t>
+              <w:t xml:space="preserve">  ·</w:t>
+            </w:r>
+            <w:proofErr w:type="gramEnd"/>
+            <w:r>
+              <w:rPr>
+                <w:color w:val="2C2C2C"/>
+                <w:sz w:val="18"/>
+              </w:rPr>
+              <w:t xml:space="preserve">  Cloud </w:t>
+            </w:r>
+            <w:proofErr w:type="gramStart"/>
+            <w:r>
+              <w:rPr>
+                <w:color w:val="2C2C2C"/>
+                <w:sz w:val="18"/>
+              </w:rPr>
+              <w:t>Migration</w:t>
             </w:r>
             <w:r>
               <w:rPr>
                 <w:color w:val="2C2C2C"/>
                 <w:sz w:val="18"/>
               </w:rPr>
-              <w:t xml:space="preserve">  ·  Agentic AI &amp; RAGOps  ·  RegTech (BCBS 239 · SFDR</w:t>
+              <w:t xml:space="preserve">  ·</w:t>
+            </w:r>
+            <w:proofErr w:type="gramEnd"/>
+            <w:r>
+              <w:rPr>
+                <w:color w:val="2C2C2C"/>
+                <w:sz w:val="18"/>
+              </w:rPr>
+              <w:t xml:space="preserve">  Agentic AI &amp; </w:t>
+            </w:r>
+            <w:proofErr w:type="gramStart"/>
+            <w:r>
+              <w:rPr>
+                <w:color w:val="2C2C2C"/>
+                <w:sz w:val="18"/>
+              </w:rPr>
+              <w:t>RAGOps  ·</w:t>
+            </w:r>
+            <w:proofErr w:type="gramEnd"/>
+            <w:r>
+              <w:rPr>
+                <w:color w:val="2C2C2C"/>
+                <w:sz w:val="18"/>
+              </w:rPr>
+              <w:t xml:space="preserve">  RegTech (BCBS 239 · SFDR</w:t>
             </w:r>
             <w:r>
               <w:rPr>
@@ -869,7 +933,14 @@
                 <w:color w:val="0A1628"/>
                 <w:sz w:val="18"/>
               </w:rPr>
-              <w:t>Large Deals</w:t>
+              <w:t xml:space="preserve">Large </w:t>
+            </w:r>
+            <w:r>
+              <w:rPr>
+                <w:color w:val="0A1628"/>
+                <w:sz w:val="18"/>
+              </w:rPr>
+              <w:t>Scale Modernization</w:t>
             </w:r>
             <w:r>
               <w:rPr>
@@ -967,21 +1038,14 @@
                 <w:color w:val="0A1628"/>
                 <w:sz w:val="18"/>
               </w:rPr>
-              <w:t xml:space="preserve">   ·   Lead by Example</w:t>
+              <w:t xml:space="preserve">   ·   </w:t>
             </w:r>
             <w:r>
               <w:rPr>
                 <w:color w:val="0A1628"/>
                 <w:sz w:val="18"/>
               </w:rPr>
-              <w:t xml:space="preserve"> </w:t>
-            </w:r>
-            <w:r>
-              <w:rPr>
-                <w:color w:val="0A1628"/>
-                <w:sz w:val="18"/>
-              </w:rPr>
-              <w:t xml:space="preserve">  ·   Market &amp; Partner Alignment   </w:t>
+              <w:t xml:space="preserve">Market &amp; Partner Alignment   </w:t>
             </w:r>
             <w:r>
               <w:rPr>
@@ -1002,15 +1066,7 @@
                 <w:color w:val="0A1628"/>
                 <w:sz w:val="18"/>
               </w:rPr>
-              <w:t xml:space="preserve">   ·   Partner </w:t>
-            </w:r>
-            <w:proofErr w:type="gramStart"/>
-            <w:r>
-              <w:rPr>
-                <w:color w:val="0A1628"/>
-                <w:sz w:val="18"/>
-              </w:rPr>
-              <w:t xml:space="preserve">Funding </w:t>
+              <w:t xml:space="preserve">   ·   Partner Funding </w:t>
             </w:r>
             <w:r>
               <w:rPr>
@@ -1024,15 +1080,49 @@
                 <w:color w:val="0A1628"/>
                 <w:sz w:val="18"/>
               </w:rPr>
-              <w:t>·</w:t>
+              <w:t>·   Context Engineering   ·   Semantic Layer Design</w:t>
             </w:r>
-            <w:proofErr w:type="gramEnd"/>
             <w:r>
               <w:rPr>
                 <w:color w:val="0A1628"/>
                 <w:sz w:val="18"/>
               </w:rPr>
-              <w:t xml:space="preserve">   Context Engineering   ·   Semantic Layer Design</w:t>
+              <w:t xml:space="preserve"> </w:t>
+            </w:r>
+            <w:r>
+              <w:rPr>
+                <w:color w:val="0A1628"/>
+                <w:sz w:val="18"/>
+              </w:rPr>
+              <w:t xml:space="preserve"> ·   </w:t>
+            </w:r>
+            <w:r>
+              <w:rPr>
+                <w:color w:val="0A1628"/>
+                <w:sz w:val="18"/>
+              </w:rPr>
+              <w:t xml:space="preserve">EU </w:t>
+            </w:r>
+            <w:r>
+              <w:rPr>
+                <w:color w:val="0A1628"/>
+                <w:sz w:val="18"/>
+              </w:rPr>
+              <w:t>Compliance</w:t>
+            </w:r>
+            <w:r>
+              <w:rPr>
+                <w:color w:val="0A1628"/>
+                <w:sz w:val="18"/>
+              </w:rPr>
+              <w:t>/ Regulation</w:t>
+            </w:r>
+            <w:r>
+              <w:rPr>
+                <w:color w:val="0A1628"/>
+                <w:sz w:val="18"/>
+              </w:rPr>
+              <w:t>s</w:t>
             </w:r>
           </w:p>
         </w:tc>

--- a/docs/resume/amit-dixit.docx
+++ b/docs/resume/amit-dixit.docx
@@ -144,14 +144,39 @@
                 <w:color w:val="1A56B0"/>
                 <w:sz w:val="18"/>
               </w:rPr>
-              <w:t xml:space="preserve">   linkedin.com/in/inbravo</w:t>
+              <w:t xml:space="preserve">   </w:t>
+            </w:r>
+            <w:hyperlink r:id="rId6" w:history="1">
+              <w:r>
+                <w:rPr>
+                  <w:rStyle w:val="Hyperlink"/>
+                  <w:sz w:val="18"/>
+                </w:rPr>
+                <w:t>linkedin.com/in/</w:t>
+              </w:r>
+              <w:proofErr w:type="spellStart"/>
+              <w:r>
+                <w:rPr>
+                  <w:rStyle w:val="Hyperlink"/>
+                  <w:sz w:val="18"/>
+                </w:rPr>
+                <w:t>inbravo</w:t>
+              </w:r>
+              <w:proofErr w:type="spellEnd"/>
+            </w:hyperlink>
+            <w:r>
+              <w:rPr>
+                <w:color w:val="1A56B0"/>
+                <w:sz w:val="18"/>
+              </w:rPr>
+              <w:t xml:space="preserve">    </w:t>
             </w:r>
             <w:r>
               <w:rPr>
                 <w:color w:val="9FBBD0"/>
                 <w:sz w:val="18"/>
               </w:rPr>
-              <w:t xml:space="preserve">      |      </w:t>
+              <w:t xml:space="preserve"> |      </w:t>
             </w:r>
             <w:r>
               <w:rPr>
@@ -166,8 +191,17 @@
                 <w:color w:val="1A56B0"/>
                 <w:sz w:val="18"/>
               </w:rPr>
-              <w:t xml:space="preserve">   github.com/inbravo</w:t>
+              <w:t xml:space="preserve">   </w:t>
             </w:r>
+            <w:hyperlink r:id="rId7" w:history="1">
+              <w:r>
+                <w:rPr>
+                  <w:rStyle w:val="Hyperlink"/>
+                  <w:sz w:val="18"/>
+                </w:rPr>
+                <w:t>github.com/inbravo</w:t>
+              </w:r>
+            </w:hyperlink>
             <w:r>
               <w:rPr>
                 <w:color w:val="9FBBD0"/>
@@ -188,8 +222,17 @@
                 <w:color w:val="1A56B0"/>
                 <w:sz w:val="18"/>
               </w:rPr>
-              <w:t xml:space="preserve">   inbravo.github.io</w:t>
+              <w:t xml:space="preserve">   </w:t>
             </w:r>
+            <w:hyperlink r:id="rId8" w:history="1">
+              <w:r>
+                <w:rPr>
+                  <w:rStyle w:val="Hyperlink"/>
+                  <w:sz w:val="18"/>
+                </w:rPr>
+                <w:t>inbravo.github.io</w:t>
+              </w:r>
+            </w:hyperlink>
           </w:p>
         </w:tc>
       </w:tr>
@@ -1087,14 +1130,7 @@
                 <w:color w:val="0A1628"/>
                 <w:sz w:val="18"/>
               </w:rPr>
-              <w:t xml:space="preserve"> </w:t>
-            </w:r>
-            <w:r>
-              <w:rPr>
-                <w:color w:val="0A1628"/>
-                <w:sz w:val="18"/>
-              </w:rPr>
-              <w:t xml:space="preserve"> ·   </w:t>
+              <w:t xml:space="preserve">  ·   </w:t>
             </w:r>
             <w:r>
               <w:rPr>
@@ -2107,14 +2143,7 @@
                 <w:color w:val="2C2C2C"/>
                 <w:sz w:val="18"/>
               </w:rPr>
-              <w:t>Agentic Architecture</w:t>
-            </w:r>
-            <w:r>
-              <w:rPr>
-                <w:color w:val="2C2C2C"/>
-                <w:sz w:val="18"/>
-              </w:rPr>
-              <w:t xml:space="preserve"> · </w:t>
+              <w:t xml:space="preserve">Agentic Architecture · </w:t>
             </w:r>
             <w:r>
               <w:rPr>
@@ -13898,6 +13927,29 @@
       </w:tcPr>
     </w:tblStylePr>
   </w:style>
+  <w:style w:type="character" w:styleId="Hyperlink">
+    <w:name w:val="Hyperlink"/>
+    <w:basedOn w:val="DefaultParagraphFont"/>
+    <w:uiPriority w:val="99"/>
+    <w:unhideWhenUsed/>
+    <w:rsid w:val="00FE455C"/>
+    <w:rPr>
+      <w:color w:val="0000FF" w:themeColor="hyperlink"/>
+      <w:u w:val="single"/>
+    </w:rPr>
+  </w:style>
+  <w:style w:type="character" w:styleId="UnresolvedMention">
+    <w:name w:val="Unresolved Mention"/>
+    <w:basedOn w:val="DefaultParagraphFont"/>
+    <w:uiPriority w:val="99"/>
+    <w:semiHidden/>
+    <w:unhideWhenUsed/>
+    <w:rsid w:val="00FE455C"/>
+    <w:rPr>
+      <w:color w:val="605E5C"/>
+      <w:shd w:val="clear" w:color="auto" w:fill="E1DFDD"/>
+    </w:rPr>
+  </w:style>
 </w:styles>
 </file>
 
